--- a/Project_Docs_D7/ChangeLog_and_Version_History.docx
+++ b/Project_Docs_D7/ChangeLog_and_Version_History.docx
@@ -2,15 +2,14 @@
 <file path=word/document.xml><?xml version="1.0" encoding="utf-8"?>
 <w:document xmlns:w="http://schemas.openxmlformats.org/wordprocessingml/2006/main" xmlns:m="http://schemas.openxmlformats.org/officeDocument/2006/math" xmlns:r="http://schemas.openxmlformats.org/officeDocument/2006/relationships" xmlns:o="urn:schemas-microsoft-com:office:office" xmlns:v="urn:schemas-microsoft-com:vml" xmlns:w10="urn:schemas-microsoft-com:office:word" xmlns:a="http://schemas.openxmlformats.org/drawingml/2006/main" xmlns:pic="http://schemas.openxmlformats.org/drawingml/2006/picture" xmlns:wp="http://schemas.openxmlformats.org/drawingml/2006/wordprocessingDrawing">
   <w:body>
+    <w:bookmarkStart w:id="24" w:name="changelog-and-version-history"/>
     <w:p>
       <w:pPr>
         <w:pStyle w:val="Heading1"/>
       </w:pPr>
-      <w:bookmarkStart w:id="20" w:name="changelog-and-version-history"/>
       <w:r>
         <w:t xml:space="preserve">ChangeLog and Version History</w:t>
       </w:r>
-      <w:bookmarkEnd w:id="20"/>
     </w:p>
     <w:p>
       <w:pPr>
@@ -19,6 +18,7 @@
       <w:r>
         <w:rPr>
           <w:b/>
+          <w:bCs/>
         </w:rPr>
         <w:t xml:space="preserve">Status date:</w:t>
       </w:r>
@@ -34,13 +34,14 @@
       <w:r>
         <w:rPr>
           <w:b/>
+          <w:bCs/>
         </w:rPr>
         <w:t xml:space="preserve">Repository:</w:t>
       </w:r>
       <w:r>
         <w:t xml:space="preserve"> </w:t>
       </w:r>
-      <w:hyperlink r:id="rId21">
+      <w:hyperlink r:id="rId9">
         <w:r>
           <w:rPr>
             <w:rStyle w:val="Hyperlink"/>
@@ -54,6 +55,7 @@
       <w:r>
         <w:rPr>
           <w:b/>
+          <w:bCs/>
         </w:rPr>
         <w:t xml:space="preserve">Final tag (target):</w:t>
       </w:r>
@@ -87,15 +89,14 @@
         <w:t xml:space="preserve">.</w:t>
       </w:r>
     </w:p>
+    <w:bookmarkStart w:id="10" w:name="how-to-tag-the-final-d7-release"/>
     <w:p>
       <w:pPr>
         <w:pStyle w:val="Heading2"/>
       </w:pPr>
-      <w:bookmarkStart w:id="22" w:name="how-to-tag-the-final-d7-release"/>
       <w:r>
         <w:t xml:space="preserve">How to tag the final D7 release</w:t>
       </w:r>
-      <w:bookmarkEnd w:id="22"/>
     </w:p>
     <w:p>
       <w:pPr>
@@ -149,7 +150,31 @@
         <w:rPr>
           <w:rStyle w:val="NormalTok"/>
         </w:rPr>
-        <w:t xml:space="preserve"> tag -a d7-final-handoff -m </w:t>
+        <w:t xml:space="preserve"> tag </w:t>
+      </w:r>
+      <w:r>
+        <w:rPr>
+          <w:rStyle w:val="AttributeTok"/>
+        </w:rPr>
+        <w:t xml:space="preserve">-a</w:t>
+      </w:r>
+      <w:r>
+        <w:rPr>
+          <w:rStyle w:val="NormalTok"/>
+        </w:rPr>
+        <w:t xml:space="preserve"> d7-final-handoff </w:t>
+      </w:r>
+      <w:r>
+        <w:rPr>
+          <w:rStyle w:val="AttributeTok"/>
+        </w:rPr>
+        <w:t xml:space="preserve">-m</w:t>
+      </w:r>
+      <w:r>
+        <w:rPr>
+          <w:rStyle w:val="NormalTok"/>
+        </w:rPr>
+        <w:t xml:space="preserve"> </w:t>
       </w:r>
       <w:r>
         <w:rPr>
@@ -195,7 +220,31 @@
         <w:rPr>
           <w:rStyle w:val="NormalTok"/>
         </w:rPr>
-        <w:t xml:space="preserve"> tag -fa d7-final-handoff -m </w:t>
+        <w:t xml:space="preserve"> tag </w:t>
+      </w:r>
+      <w:r>
+        <w:rPr>
+          <w:rStyle w:val="AttributeTok"/>
+        </w:rPr>
+        <w:t xml:space="preserve">-fa</w:t>
+      </w:r>
+      <w:r>
+        <w:rPr>
+          <w:rStyle w:val="NormalTok"/>
+        </w:rPr>
+        <w:t xml:space="preserve"> d7-final-handoff </w:t>
+      </w:r>
+      <w:r>
+        <w:rPr>
+          <w:rStyle w:val="AttributeTok"/>
+        </w:rPr>
+        <w:t xml:space="preserve">-m</w:t>
+      </w:r>
+      <w:r>
+        <w:rPr>
+          <w:rStyle w:val="NormalTok"/>
+        </w:rPr>
+        <w:t xml:space="preserve"> </w:t>
       </w:r>
       <w:r>
         <w:rPr>
@@ -216,7 +265,13 @@
         <w:rPr>
           <w:rStyle w:val="NormalTok"/>
         </w:rPr>
-        <w:t xml:space="preserve"> push origin d7-final-handoff --force</w:t>
+        <w:t xml:space="preserve"> push origin d7-final-handoff </w:t>
+      </w:r>
+      <w:r>
+        <w:rPr>
+          <w:rStyle w:val="AttributeTok"/>
+        </w:rPr>
+        <w:t xml:space="preserve">--force</w:t>
       </w:r>
     </w:p>
     <w:p>
@@ -242,33 +297,32 @@
         <w:t xml:space="preserve">once the tag exists.</w:t>
       </w:r>
     </w:p>
+    <w:bookmarkEnd w:id="10"/>
+    <w:bookmarkStart w:id="19" w:name="per-deliverable-history"/>
     <w:p>
       <w:pPr>
         <w:pStyle w:val="Heading2"/>
       </w:pPr>
-      <w:bookmarkStart w:id="23" w:name="per-deliverable-history"/>
       <w:r>
         <w:t xml:space="preserve">Per-deliverable history</w:t>
       </w:r>
-      <w:bookmarkEnd w:id="23"/>
-    </w:p>
+    </w:p>
+    <w:bookmarkStart w:id="11" w:name="Xbcd7ca5cf56747f2c69734a610b12778be0a89e"/>
     <w:p>
       <w:pPr>
         <w:pStyle w:val="Heading3"/>
       </w:pPr>
-      <w:bookmarkStart w:id="24" w:name="Xbcd7ca5cf56747f2c69734a610b12778be0a89e"/>
       <w:r>
         <w:t xml:space="preserve">Deliverable 1 — Requirements and schedule (submitted 2026-01-25)</w:t>
       </w:r>
-      <w:bookmarkEnd w:id="24"/>
-    </w:p>
-    <w:p>
-      <w:pPr>
+    </w:p>
+    <w:p>
+      <w:pPr>
+        <w:pStyle w:val="Compact"/>
         <w:numPr>
           <w:ilvl w:val="0"/>
           <w:numId w:val="1001"/>
         </w:numPr>
-        <w:pStyle w:val="Compact"/>
       </w:pPr>
       <w:r>
         <w:t xml:space="preserve">Project assigned: USC CSCI 401 Project 34 (Omnilore).</w:t>
@@ -276,11 +330,11 @@
     </w:p>
     <w:p>
       <w:pPr>
+        <w:pStyle w:val="Compact"/>
         <w:numPr>
           <w:ilvl w:val="0"/>
           <w:numId w:val="1001"/>
         </w:numPr>
-        <w:pStyle w:val="Compact"/>
       </w:pPr>
       <w:r>
         <w:t xml:space="preserve">Team formed: Xavier Wisniewski, Derick Walker, Andrew Chang, Aiden Yan, Alex Wan.</w:t>
@@ -288,11 +342,11 @@
     </w:p>
     <w:p>
       <w:pPr>
+        <w:pStyle w:val="Compact"/>
         <w:numPr>
           <w:ilvl w:val="0"/>
           <w:numId w:val="1001"/>
         </w:numPr>
-        <w:pStyle w:val="Compact"/>
       </w:pPr>
       <w:r>
         <w:t xml:space="preserve">Requirements documented:</w:t>
@@ -300,11 +354,11 @@
     </w:p>
     <w:p>
       <w:pPr>
+        <w:pStyle w:val="Compact"/>
         <w:numPr>
           <w:ilvl w:val="1"/>
           <w:numId w:val="1002"/>
         </w:numPr>
-        <w:pStyle w:val="Compact"/>
       </w:pPr>
       <w:r>
         <w:t xml:space="preserve">Convert Omnilore Scheduler from desktop to web.</w:t>
@@ -312,11 +366,11 @@
     </w:p>
     <w:p>
       <w:pPr>
+        <w:pStyle w:val="Compact"/>
         <w:numPr>
           <w:ilvl w:val="1"/>
           <w:numId w:val="1002"/>
         </w:numPr>
-        <w:pStyle w:val="Compact"/>
       </w:pPr>
       <w:r>
         <w:t xml:space="preserve">Fix the Co-Coordinator assignment bug.</w:t>
@@ -324,11 +378,11 @@
     </w:p>
     <w:p>
       <w:pPr>
+        <w:pStyle w:val="Compact"/>
         <w:numPr>
           <w:ilvl w:val="1"/>
           <w:numId w:val="1002"/>
         </w:numPr>
-        <w:pStyle w:val="Compact"/>
       </w:pPr>
       <w:r>
         <w:t xml:space="preserve">Fix the Show Splits bug.</w:t>
@@ -336,11 +390,11 @@
     </w:p>
     <w:p>
       <w:pPr>
+        <w:pStyle w:val="Compact"/>
         <w:numPr>
           <w:ilvl w:val="1"/>
           <w:numId w:val="1002"/>
         </w:numPr>
-        <w:pStyle w:val="Compact"/>
       </w:pPr>
       <w:r>
         <w:t xml:space="preserve">Add intermediate state save/load aligned with stakeholder expectations.</w:t>
@@ -348,15 +402,16 @@
     </w:p>
     <w:p>
       <w:pPr>
+        <w:pStyle w:val="Compact"/>
         <w:numPr>
           <w:ilvl w:val="1"/>
           <w:numId w:val="1002"/>
         </w:numPr>
-        <w:pStyle w:val="Compact"/>
       </w:pPr>
       <w:r>
         <w:rPr>
           <w:i/>
+          <w:iCs/>
         </w:rPr>
         <w:t xml:space="preserve">(Optional, deferred)</w:t>
       </w:r>
@@ -369,33 +424,33 @@
     </w:p>
     <w:p>
       <w:pPr>
+        <w:pStyle w:val="Compact"/>
         <w:numPr>
           <w:ilvl w:val="0"/>
           <w:numId w:val="1001"/>
         </w:numPr>
-        <w:pStyle w:val="Compact"/>
       </w:pPr>
       <w:r>
         <w:t xml:space="preserve">Prospective schedule for D2–D7 published.</w:t>
       </w:r>
     </w:p>
+    <w:bookmarkEnd w:id="11"/>
+    <w:bookmarkStart w:id="12" w:name="X1b320c0773d017b6441372c91df376a7ae5245a"/>
     <w:p>
       <w:pPr>
         <w:pStyle w:val="Heading3"/>
       </w:pPr>
-      <w:bookmarkStart w:id="25" w:name="X1b320c0773d017b6441372c91df376a7ae5245a"/>
       <w:r>
         <w:t xml:space="preserve">Deliverable 2 — Codebase review and plan (submitted 2026-02-08)</w:t>
       </w:r>
-      <w:bookmarkEnd w:id="25"/>
-    </w:p>
-    <w:p>
-      <w:pPr>
+    </w:p>
+    <w:p>
+      <w:pPr>
+        <w:pStyle w:val="Compact"/>
         <w:numPr>
           <w:ilvl w:val="0"/>
           <w:numId w:val="1003"/>
         </w:numPr>
-        <w:pStyle w:val="Compact"/>
       </w:pPr>
       <w:r>
         <w:t xml:space="preserve">Local environments set up; existing Flutter desktop codebase reviewed.</w:t>
@@ -403,11 +458,11 @@
     </w:p>
     <w:p>
       <w:pPr>
+        <w:pStyle w:val="Compact"/>
         <w:numPr>
           <w:ilvl w:val="0"/>
           <w:numId w:val="1003"/>
         </w:numPr>
-        <w:pStyle w:val="Compact"/>
       </w:pPr>
       <w:r>
         <w:t xml:space="preserve">Web-porting feasibility confirmed;</w:t>
@@ -439,11 +494,11 @@
     </w:p>
     <w:p>
       <w:pPr>
+        <w:pStyle w:val="Compact"/>
         <w:numPr>
           <w:ilvl w:val="0"/>
           <w:numId w:val="1003"/>
         </w:numPr>
-        <w:pStyle w:val="Compact"/>
       </w:pPr>
       <w:r>
         <w:t xml:space="preserve">Task breakdown and per-developer assignments finalized.</w:t>
@@ -451,11 +506,11 @@
     </w:p>
     <w:p>
       <w:pPr>
+        <w:pStyle w:val="Compact"/>
         <w:numPr>
           <w:ilvl w:val="0"/>
           <w:numId w:val="1003"/>
         </w:numPr>
-        <w:pStyle w:val="Compact"/>
       </w:pPr>
       <w:r>
         <w:t xml:space="preserve">Working notes:</w:t>
@@ -485,23 +540,23 @@
         <w:t xml:space="preserve">.</w:t>
       </w:r>
     </w:p>
+    <w:bookmarkEnd w:id="12"/>
+    <w:bookmarkStart w:id="13" w:name="X29402ca0abd61d5eec0f7d25b44652b97325609"/>
     <w:p>
       <w:pPr>
         <w:pStyle w:val="Heading3"/>
       </w:pPr>
-      <w:bookmarkStart w:id="26" w:name="X29402ca0abd61d5eec0f7d25b44652b97325609"/>
       <w:r>
         <w:t xml:space="preserve">Deliverable 3 — Web migration begins (submitted 2026-02-22)</w:t>
       </w:r>
-      <w:bookmarkEnd w:id="26"/>
-    </w:p>
-    <w:p>
-      <w:pPr>
+    </w:p>
+    <w:p>
+      <w:pPr>
+        <w:pStyle w:val="Compact"/>
         <w:numPr>
           <w:ilvl w:val="0"/>
           <w:numId w:val="1004"/>
         </w:numPr>
-        <w:pStyle w:val="Compact"/>
       </w:pPr>
       <w:r>
         <w:t xml:space="preserve">First Flutter Web build runs.</w:t>
@@ -509,11 +564,11 @@
     </w:p>
     <w:p>
       <w:pPr>
+        <w:pStyle w:val="Compact"/>
         <w:numPr>
           <w:ilvl w:val="0"/>
           <w:numId w:val="1004"/>
         </w:numPr>
-        <w:pStyle w:val="Compact"/>
       </w:pPr>
       <w:r>
         <w:t xml:space="preserve">Conditional-import pattern adopted for I/O, downloads, autosave, and window sizing (</w:t>
@@ -578,11 +633,11 @@
     </w:p>
     <w:p>
       <w:pPr>
+        <w:pStyle w:val="Compact"/>
         <w:numPr>
           <w:ilvl w:val="0"/>
           <w:numId w:val="1004"/>
         </w:numPr>
-        <w:pStyle w:val="Compact"/>
       </w:pPr>
       <w:r>
         <w:rPr>
@@ -611,11 +666,11 @@
     </w:p>
     <w:p>
       <w:pPr>
+        <w:pStyle w:val="Compact"/>
         <w:numPr>
           <w:ilvl w:val="0"/>
           <w:numId w:val="1004"/>
         </w:numPr>
-        <w:pStyle w:val="Compact"/>
       </w:pPr>
       <w:r>
         <w:t xml:space="preserve">Initial CI (</w:t>
@@ -632,11 +687,11 @@
     </w:p>
     <w:p>
       <w:pPr>
+        <w:pStyle w:val="Compact"/>
         <w:numPr>
           <w:ilvl w:val="0"/>
           <w:numId w:val="1004"/>
         </w:numPr>
-        <w:pStyle w:val="Compact"/>
       </w:pPr>
       <w:r>
         <w:t xml:space="preserve">Working notes:</w:t>
@@ -654,27 +709,28 @@
         <w:t xml:space="preserve">.</w:t>
       </w:r>
     </w:p>
+    <w:bookmarkEnd w:id="13"/>
+    <w:bookmarkStart w:id="14" w:name="X094d5a3b33fee70be92ecd2be3722dc9660a5a8"/>
     <w:p>
       <w:pPr>
         <w:pStyle w:val="Heading3"/>
       </w:pPr>
-      <w:bookmarkStart w:id="27" w:name="X094d5a3b33fee70be92ecd2be3722dc9660a5a8"/>
       <w:r>
         <w:t xml:space="preserve">Deliverable 4 — Bug fixes and intermediate state (submitted 2026-03-08)</w:t>
       </w:r>
-      <w:bookmarkEnd w:id="27"/>
-    </w:p>
-    <w:p>
-      <w:pPr>
+    </w:p>
+    <w:p>
+      <w:pPr>
+        <w:pStyle w:val="Compact"/>
         <w:numPr>
           <w:ilvl w:val="0"/>
           <w:numId w:val="1005"/>
         </w:numPr>
-        <w:pStyle w:val="Compact"/>
       </w:pPr>
       <w:r>
         <w:rPr>
           <w:b/>
+          <w:bCs/>
         </w:rPr>
         <w:t xml:space="preserve">Save / Save As / Load / Autosave / Restore</w:t>
       </w:r>
@@ -687,11 +743,11 @@
     </w:p>
     <w:p>
       <w:pPr>
+        <w:pStyle w:val="Compact"/>
         <w:numPr>
           <w:ilvl w:val="1"/>
           <w:numId w:val="1006"/>
         </w:numPr>
-        <w:pStyle w:val="Compact"/>
       </w:pPr>
       <w:r>
         <w:t xml:space="preserve">Bundled save format introduced (</w:t>
@@ -738,11 +794,11 @@
     </w:p>
     <w:p>
       <w:pPr>
+        <w:pStyle w:val="Compact"/>
         <w:numPr>
           <w:ilvl w:val="1"/>
           <w:numId w:val="1006"/>
         </w:numPr>
-        <w:pStyle w:val="Compact"/>
       </w:pPr>
       <w:r>
         <w:t xml:space="preserve">Browser</w:t>
@@ -765,11 +821,11 @@
     </w:p>
     <w:p>
       <w:pPr>
+        <w:pStyle w:val="Compact"/>
         <w:numPr>
           <w:ilvl w:val="1"/>
           <w:numId w:val="1006"/>
         </w:numPr>
-        <w:pStyle w:val="Compact"/>
       </w:pPr>
       <w:r>
         <w:t xml:space="preserve">Restore prompt on app open.</w:t>
@@ -777,15 +833,16 @@
     </w:p>
     <w:p>
       <w:pPr>
+        <w:pStyle w:val="Compact"/>
         <w:numPr>
           <w:ilvl w:val="0"/>
           <w:numId w:val="1005"/>
         </w:numPr>
-        <w:pStyle w:val="Compact"/>
       </w:pPr>
       <w:r>
         <w:rPr>
           <w:b/>
+          <w:bCs/>
         </w:rPr>
         <w:t xml:space="preserve">Show Splits preview</w:t>
       </w:r>
@@ -798,15 +855,16 @@
     </w:p>
     <w:p>
       <w:pPr>
+        <w:pStyle w:val="Compact"/>
         <w:numPr>
           <w:ilvl w:val="0"/>
           <w:numId w:val="1005"/>
         </w:numPr>
-        <w:pStyle w:val="Compact"/>
       </w:pPr>
       <w:r>
         <w:rPr>
           <w:b/>
+          <w:bCs/>
         </w:rPr>
         <w:t xml:space="preserve">Co-Coordinator</w:t>
       </w:r>
@@ -819,11 +877,11 @@
     </w:p>
     <w:p>
       <w:pPr>
+        <w:pStyle w:val="Compact"/>
         <w:numPr>
           <w:ilvl w:val="0"/>
           <w:numId w:val="1005"/>
         </w:numPr>
-        <w:pStyle w:val="Compact"/>
       </w:pPr>
       <w:r>
         <w:t xml:space="preserve">Test suite grew to ~13 test files; ~1,900 LOC of test coverage.</w:t>
@@ -831,11 +889,11 @@
     </w:p>
     <w:p>
       <w:pPr>
+        <w:pStyle w:val="Compact"/>
         <w:numPr>
           <w:ilvl w:val="0"/>
           <w:numId w:val="1005"/>
         </w:numPr>
-        <w:pStyle w:val="Compact"/>
       </w:pPr>
       <w:r>
         <w:t xml:space="preserve">Repository-state baseline at submission: commit</w:t>
@@ -855,11 +913,11 @@
     </w:p>
     <w:p>
       <w:pPr>
+        <w:pStyle w:val="Compact"/>
         <w:numPr>
           <w:ilvl w:val="0"/>
           <w:numId w:val="1005"/>
         </w:numPr>
-        <w:pStyle w:val="Compact"/>
       </w:pPr>
       <w:r>
         <w:t xml:space="preserve">Working notes:</w:t>
@@ -889,27 +947,28 @@
         <w:t xml:space="preserve">.</w:t>
       </w:r>
     </w:p>
+    <w:bookmarkEnd w:id="14"/>
+    <w:bookmarkStart w:id="15" w:name="X91902db2fbf9c9fc27e3d6c92d988312ffd57da"/>
     <w:p>
       <w:pPr>
         <w:pStyle w:val="Heading3"/>
       </w:pPr>
-      <w:bookmarkStart w:id="28" w:name="X91902db2fbf9c9fc27e3d6c92d988312ffd57da"/>
       <w:r>
         <w:t xml:space="preserve">Deliverable 5 — Stabilization and AWS prep (submitted 2026-04-05)</w:t>
       </w:r>
-      <w:bookmarkEnd w:id="28"/>
-    </w:p>
-    <w:p>
-      <w:pPr>
+    </w:p>
+    <w:p>
+      <w:pPr>
+        <w:pStyle w:val="Compact"/>
         <w:numPr>
           <w:ilvl w:val="0"/>
           <w:numId w:val="1007"/>
         </w:numPr>
-        <w:pStyle w:val="Compact"/>
       </w:pPr>
       <w:r>
         <w:rPr>
           <w:b/>
+          <w:bCs/>
         </w:rPr>
         <w:t xml:space="preserve">Coordinator workflow corrected.</w:t>
       </w:r>
@@ -946,15 +1005,16 @@
     </w:p>
     <w:p>
       <w:pPr>
+        <w:pStyle w:val="Compact"/>
         <w:numPr>
           <w:ilvl w:val="0"/>
           <w:numId w:val="1007"/>
         </w:numPr>
-        <w:pStyle w:val="Compact"/>
       </w:pPr>
       <w:r>
         <w:rPr>
           <w:b/>
+          <w:bCs/>
         </w:rPr>
         <w:t xml:space="preserve">Equal-coordinator export</w:t>
       </w:r>
@@ -982,15 +1042,16 @@
     </w:p>
     <w:p>
       <w:pPr>
+        <w:pStyle w:val="Compact"/>
         <w:numPr>
           <w:ilvl w:val="0"/>
           <w:numId w:val="1007"/>
         </w:numPr>
-        <w:pStyle w:val="Compact"/>
       </w:pPr>
       <w:r>
         <w:rPr>
           <w:b/>
+          <w:bCs/>
         </w:rPr>
         <w:t xml:space="preserve">Schedule recomputation</w:t>
       </w:r>
@@ -1003,11 +1064,11 @@
     </w:p>
     <w:p>
       <w:pPr>
+        <w:pStyle w:val="Compact"/>
         <w:numPr>
           <w:ilvl w:val="0"/>
           <w:numId w:val="1007"/>
         </w:numPr>
-        <w:pStyle w:val="Compact"/>
       </w:pPr>
       <w:r>
         <w:t xml:space="preserve">Persistence regressions verified absent after the above changes.</w:t>
@@ -1015,11 +1076,11 @@
     </w:p>
     <w:p>
       <w:pPr>
+        <w:pStyle w:val="Compact"/>
         <w:numPr>
           <w:ilvl w:val="0"/>
           <w:numId w:val="1007"/>
         </w:numPr>
-        <w:pStyle w:val="Compact"/>
       </w:pPr>
       <w:r>
         <w:t xml:space="preserve">Test suite stabilized at 57 passing tests on commit</w:t>
@@ -1039,11 +1100,11 @@
     </w:p>
     <w:p>
       <w:pPr>
+        <w:pStyle w:val="Compact"/>
         <w:numPr>
           <w:ilvl w:val="0"/>
           <w:numId w:val="1007"/>
         </w:numPr>
-        <w:pStyle w:val="Compact"/>
       </w:pPr>
       <w:r>
         <w:t xml:space="preserve">AWS deployment preparation begun (initial discussions with Al Ortiz, account access secured).</w:t>
@@ -1051,11 +1112,11 @@
     </w:p>
     <w:p>
       <w:pPr>
+        <w:pStyle w:val="Compact"/>
         <w:numPr>
           <w:ilvl w:val="0"/>
           <w:numId w:val="1007"/>
         </w:numPr>
-        <w:pStyle w:val="Compact"/>
       </w:pPr>
       <w:r>
         <w:t xml:space="preserve">Working notes:</w:t>
@@ -1085,27 +1146,28 @@
         <w:t xml:space="preserve">.</w:t>
       </w:r>
     </w:p>
+    <w:bookmarkEnd w:id="15"/>
+    <w:bookmarkStart w:id="16" w:name="X458baabbe7502ea6b6c2d339e45ff765eb6b1f2"/>
     <w:p>
       <w:pPr>
         <w:pStyle w:val="Heading3"/>
       </w:pPr>
-      <w:bookmarkStart w:id="29" w:name="X458baabbe7502ea6b6c2d339e45ff765eb6b1f2"/>
       <w:r>
         <w:t xml:space="preserve">Deliverable 6 — Feature finalization and AWS deployment (submitted 2026-04-19)</w:t>
       </w:r>
-      <w:bookmarkEnd w:id="29"/>
-    </w:p>
-    <w:p>
-      <w:pPr>
+    </w:p>
+    <w:p>
+      <w:pPr>
+        <w:pStyle w:val="Compact"/>
         <w:numPr>
           <w:ilvl w:val="0"/>
           <w:numId w:val="1008"/>
         </w:numPr>
-        <w:pStyle w:val="Compact"/>
       </w:pPr>
       <w:r>
         <w:rPr>
           <w:b/>
+          <w:bCs/>
         </w:rPr>
         <w:t xml:space="preserve">Schedule deselection</w:t>
       </w:r>
@@ -1118,15 +1180,16 @@
     </w:p>
     <w:p>
       <w:pPr>
+        <w:pStyle w:val="Compact"/>
         <w:numPr>
           <w:ilvl w:val="0"/>
           <w:numId w:val="1008"/>
         </w:numPr>
-        <w:pStyle w:val="Compact"/>
       </w:pPr>
       <w:r>
         <w:rPr>
           <w:b/>
+          <w:bCs/>
         </w:rPr>
         <w:t xml:space="preserve">Unmet-wants export</w:t>
       </w:r>
@@ -1139,15 +1202,16 @@
     </w:p>
     <w:p>
       <w:pPr>
+        <w:pStyle w:val="Compact"/>
         <w:numPr>
           <w:ilvl w:val="0"/>
           <w:numId w:val="1008"/>
         </w:numPr>
-        <w:pStyle w:val="Compact"/>
       </w:pPr>
       <w:r>
         <w:rPr>
           <w:b/>
+          <w:bCs/>
         </w:rPr>
         <w:t xml:space="preserve">Filename-on-export consistency</w:t>
       </w:r>
@@ -1250,15 +1314,16 @@
     </w:p>
     <w:p>
       <w:pPr>
+        <w:pStyle w:val="Compact"/>
         <w:numPr>
           <w:ilvl w:val="0"/>
           <w:numId w:val="1008"/>
         </w:numPr>
-        <w:pStyle w:val="Compact"/>
       </w:pPr>
       <w:r>
         <w:rPr>
           <w:b/>
+          <w:bCs/>
         </w:rPr>
         <w:t xml:space="preserve">AWS deployment automation</w:t>
       </w:r>
@@ -1352,11 +1417,11 @@
     </w:p>
     <w:p>
       <w:pPr>
+        <w:pStyle w:val="Compact"/>
         <w:numPr>
           <w:ilvl w:val="0"/>
           <w:numId w:val="1008"/>
         </w:numPr>
-        <w:pStyle w:val="Compact"/>
       </w:pPr>
       <w:r>
         <w:t xml:space="preserve">D6 final-state validation:</w:t>
@@ -1407,27 +1472,28 @@
         <w:t xml:space="preserve">(pass with non-blocking advisories).</w:t>
       </w:r>
     </w:p>
+    <w:bookmarkEnd w:id="16"/>
+    <w:bookmarkStart w:id="18" w:name="Xdb6f61c5b4282fa72630984bbc8dd0785979a84"/>
     <w:p>
       <w:pPr>
         <w:pStyle w:val="Heading3"/>
       </w:pPr>
-      <w:bookmarkStart w:id="30" w:name="Xdb6f61c5b4282fa72630984bbc8dd0785979a84"/>
       <w:r>
         <w:t xml:space="preserve">Deliverable 7 — Handoff (this submission, due 2026-05-03)</w:t>
       </w:r>
-      <w:bookmarkEnd w:id="30"/>
-    </w:p>
-    <w:p>
-      <w:pPr>
+    </w:p>
+    <w:p>
+      <w:pPr>
+        <w:pStyle w:val="Compact"/>
         <w:numPr>
           <w:ilvl w:val="0"/>
           <w:numId w:val="1009"/>
         </w:numPr>
-        <w:pStyle w:val="Compact"/>
       </w:pPr>
       <w:r>
         <w:rPr>
           <w:b/>
+          <w:bCs/>
         </w:rPr>
         <w:t xml:space="preserve">Project_Docs_D7/</w:t>
       </w:r>
@@ -1440,11 +1506,11 @@
     </w:p>
     <w:p>
       <w:pPr>
+        <w:pStyle w:val="Compact"/>
         <w:numPr>
           <w:ilvl w:val="1"/>
           <w:numId w:val="1010"/>
         </w:numPr>
-        <w:pStyle w:val="Compact"/>
       </w:pPr>
       <w:r>
         <w:rPr>
@@ -1467,11 +1533,11 @@
     </w:p>
     <w:p>
       <w:pPr>
+        <w:pStyle w:val="Compact"/>
         <w:numPr>
           <w:ilvl w:val="1"/>
           <w:numId w:val="1010"/>
         </w:numPr>
-        <w:pStyle w:val="Compact"/>
       </w:pPr>
       <w:r>
         <w:rPr>
@@ -1488,11 +1554,11 @@
     </w:p>
     <w:p>
       <w:pPr>
+        <w:pStyle w:val="Compact"/>
         <w:numPr>
           <w:ilvl w:val="1"/>
           <w:numId w:val="1010"/>
         </w:numPr>
-        <w:pStyle w:val="Compact"/>
       </w:pPr>
       <w:r>
         <w:rPr>
@@ -1503,11 +1569,11 @@
     </w:p>
     <w:p>
       <w:pPr>
+        <w:pStyle w:val="Compact"/>
         <w:numPr>
           <w:ilvl w:val="1"/>
           <w:numId w:val="1010"/>
         </w:numPr>
-        <w:pStyle w:val="Compact"/>
       </w:pPr>
       <w:r>
         <w:rPr>
@@ -1518,11 +1584,11 @@
     </w:p>
     <w:p>
       <w:pPr>
+        <w:pStyle w:val="Compact"/>
         <w:numPr>
           <w:ilvl w:val="1"/>
           <w:numId w:val="1010"/>
         </w:numPr>
-        <w:pStyle w:val="Compact"/>
       </w:pPr>
       <w:r>
         <w:rPr>
@@ -1533,11 +1599,11 @@
     </w:p>
     <w:p>
       <w:pPr>
+        <w:pStyle w:val="Compact"/>
         <w:numPr>
           <w:ilvl w:val="1"/>
           <w:numId w:val="1010"/>
         </w:numPr>
-        <w:pStyle w:val="Compact"/>
       </w:pPr>
       <w:r>
         <w:rPr>
@@ -1548,11 +1614,11 @@
     </w:p>
     <w:p>
       <w:pPr>
+        <w:pStyle w:val="Compact"/>
         <w:numPr>
           <w:ilvl w:val="1"/>
           <w:numId w:val="1010"/>
         </w:numPr>
-        <w:pStyle w:val="Compact"/>
       </w:pPr>
       <w:r>
         <w:rPr>
@@ -1563,11 +1629,11 @@
     </w:p>
     <w:p>
       <w:pPr>
+        <w:pStyle w:val="Compact"/>
         <w:numPr>
           <w:ilvl w:val="1"/>
           <w:numId w:val="1010"/>
         </w:numPr>
-        <w:pStyle w:val="Compact"/>
       </w:pPr>
       <w:r>
         <w:rPr>
@@ -1578,11 +1644,11 @@
     </w:p>
     <w:p>
       <w:pPr>
+        <w:pStyle w:val="Compact"/>
         <w:numPr>
           <w:ilvl w:val="1"/>
           <w:numId w:val="1010"/>
         </w:numPr>
-        <w:pStyle w:val="Compact"/>
       </w:pPr>
       <w:r>
         <w:rPr>
@@ -1599,11 +1665,11 @@
     </w:p>
     <w:p>
       <w:pPr>
+        <w:pStyle w:val="Compact"/>
         <w:numPr>
           <w:ilvl w:val="1"/>
           <w:numId w:val="1010"/>
         </w:numPr>
-        <w:pStyle w:val="Compact"/>
       </w:pPr>
       <w:r>
         <w:rPr>
@@ -1614,11 +1680,11 @@
     </w:p>
     <w:p>
       <w:pPr>
+        <w:pStyle w:val="Compact"/>
         <w:numPr>
           <w:ilvl w:val="1"/>
           <w:numId w:val="1010"/>
         </w:numPr>
-        <w:pStyle w:val="Compact"/>
       </w:pPr>
       <w:r>
         <w:rPr>
@@ -1629,11 +1695,11 @@
     </w:p>
     <w:p>
       <w:pPr>
+        <w:pStyle w:val="Compact"/>
         <w:numPr>
           <w:ilvl w:val="1"/>
           <w:numId w:val="1010"/>
         </w:numPr>
-        <w:pStyle w:val="Compact"/>
       </w:pPr>
       <w:r>
         <w:rPr>
@@ -1644,11 +1710,11 @@
     </w:p>
     <w:p>
       <w:pPr>
+        <w:pStyle w:val="Compact"/>
         <w:numPr>
           <w:ilvl w:val="1"/>
           <w:numId w:val="1010"/>
         </w:numPr>
-        <w:pStyle w:val="Compact"/>
       </w:pPr>
       <w:r>
         <w:rPr>
@@ -1659,15 +1725,16 @@
     </w:p>
     <w:p>
       <w:pPr>
+        <w:pStyle w:val="Compact"/>
         <w:numPr>
           <w:ilvl w:val="0"/>
           <w:numId w:val="1009"/>
         </w:numPr>
-        <w:pStyle w:val="Compact"/>
       </w:pPr>
       <w:r>
         <w:rPr>
           <w:b/>
+          <w:bCs/>
         </w:rPr>
         <w:t xml:space="preserve">Live URL</w:t>
       </w:r>
@@ -1680,7 +1747,7 @@
       <w:r>
         <w:t xml:space="preserve"> </w:t>
       </w:r>
-      <w:hyperlink r:id="rId31">
+      <w:hyperlink r:id="rId17">
         <w:r>
           <w:rPr>
             <w:rStyle w:val="Hyperlink"/>
@@ -1694,15 +1761,16 @@
     </w:p>
     <w:p>
       <w:pPr>
+        <w:pStyle w:val="Compact"/>
         <w:numPr>
           <w:ilvl w:val="0"/>
           <w:numId w:val="1009"/>
         </w:numPr>
-        <w:pStyle w:val="Compact"/>
       </w:pPr>
       <w:r>
         <w:rPr>
           <w:b/>
+          <w:bCs/>
         </w:rPr>
         <w:t xml:space="preserve">Demo video</w:t>
       </w:r>
@@ -1715,15 +1783,16 @@
     </w:p>
     <w:p>
       <w:pPr>
+        <w:pStyle w:val="Compact"/>
         <w:numPr>
           <w:ilvl w:val="0"/>
           <w:numId w:val="1009"/>
         </w:numPr>
-        <w:pStyle w:val="Compact"/>
       </w:pPr>
       <w:r>
         <w:rPr>
           <w:b/>
+          <w:bCs/>
         </w:rPr>
         <w:t xml:space="preserve">Final tag</w:t>
       </w:r>
@@ -1745,15 +1814,16 @@
     </w:p>
     <w:p>
       <w:pPr>
+        <w:pStyle w:val="Compact"/>
         <w:numPr>
           <w:ilvl w:val="0"/>
           <w:numId w:val="1009"/>
         </w:numPr>
-        <w:pStyle w:val="Compact"/>
       </w:pPr>
       <w:r>
         <w:rPr>
           <w:b/>
+          <w:bCs/>
         </w:rPr>
         <w:t xml:space="preserve">D7 docs reconciliation</w:t>
       </w:r>
@@ -1802,11 +1872,11 @@
     </w:p>
     <w:p>
       <w:pPr>
+        <w:pStyle w:val="Compact"/>
         <w:numPr>
           <w:ilvl w:val="0"/>
           <w:numId w:val="1009"/>
         </w:numPr>
-        <w:pStyle w:val="Compact"/>
       </w:pPr>
       <w:r>
         <w:t xml:space="preserve">Outstanding handoff items (ownership transfer, key rotation, monitoring) listed in</w:t>
@@ -1827,15 +1897,16 @@
         <w:t xml:space="preserve">§P0 / §P1.</w:t>
       </w:r>
     </w:p>
+    <w:bookmarkEnd w:id="18"/>
+    <w:bookmarkEnd w:id="19"/>
+    <w:bookmarkStart w:id="20" w:name="Xf6bacbc27108d74b4162fa5291bc72fe3674a23"/>
     <w:p>
       <w:pPr>
         <w:pStyle w:val="Heading2"/>
       </w:pPr>
-      <w:bookmarkStart w:id="32" w:name="Xf6bacbc27108d74b4162fa5291bc72fe3674a23"/>
       <w:r>
         <w:t xml:space="preserve">Behavior changes vs. the previous desktop application</w:t>
       </w:r>
-      <w:bookmarkEnd w:id="32"/>
     </w:p>
     <w:p>
       <w:pPr>
@@ -1859,15 +1930,16 @@
     </w:p>
     <w:p>
       <w:pPr>
+        <w:pStyle w:val="Compact"/>
         <w:numPr>
           <w:ilvl w:val="0"/>
           <w:numId w:val="1011"/>
         </w:numPr>
-        <w:pStyle w:val="Compact"/>
       </w:pPr>
       <w:r>
         <w:rPr>
           <w:b/>
+          <w:bCs/>
         </w:rPr>
         <w:t xml:space="preserve">Input files</w:t>
       </w:r>
@@ -1880,15 +1952,16 @@
     </w:p>
     <w:p>
       <w:pPr>
+        <w:pStyle w:val="Compact"/>
         <w:numPr>
           <w:ilvl w:val="0"/>
           <w:numId w:val="1011"/>
         </w:numPr>
-        <w:pStyle w:val="Compact"/>
       </w:pPr>
       <w:r>
         <w:rPr>
           <w:b/>
+          <w:bCs/>
         </w:rPr>
         <w:t xml:space="preserve">Splitting and dropping</w:t>
       </w:r>
@@ -1901,15 +1974,16 @@
     </w:p>
     <w:p>
       <w:pPr>
+        <w:pStyle w:val="Compact"/>
         <w:numPr>
           <w:ilvl w:val="0"/>
           <w:numId w:val="1011"/>
         </w:numPr>
-        <w:pStyle w:val="Compact"/>
       </w:pPr>
       <w:r>
         <w:rPr>
           <w:b/>
+          <w:bCs/>
         </w:rPr>
         <w:t xml:space="preserve">Coordinator UX</w:t>
       </w:r>
@@ -1943,15 +2017,16 @@
     </w:p>
     <w:p>
       <w:pPr>
+        <w:pStyle w:val="Compact"/>
         <w:numPr>
           <w:ilvl w:val="0"/>
           <w:numId w:val="1011"/>
         </w:numPr>
-        <w:pStyle w:val="Compact"/>
       </w:pPr>
       <w:r>
         <w:rPr>
           <w:b/>
+          <w:bCs/>
         </w:rPr>
         <w:t xml:space="preserve">Save/load</w:t>
       </w:r>
@@ -1964,15 +2039,16 @@
     </w:p>
     <w:p>
       <w:pPr>
+        <w:pStyle w:val="Compact"/>
         <w:numPr>
           <w:ilvl w:val="0"/>
           <w:numId w:val="1011"/>
         </w:numPr>
-        <w:pStyle w:val="Compact"/>
       </w:pPr>
       <w:r>
         <w:rPr>
           <w:b/>
+          <w:bCs/>
         </w:rPr>
         <w:t xml:space="preserve">Mail-merge</w:t>
       </w:r>
@@ -1983,43 +2059,36 @@
         <w:t xml:space="preserve">has nine extra columns per row to accommodate &gt;3 wanted classes.</w:t>
       </w:r>
     </w:p>
+    <w:bookmarkEnd w:id="20"/>
+    <w:bookmarkStart w:id="22" w:name="repository-revisions-of-note"/>
     <w:p>
       <w:pPr>
         <w:pStyle w:val="Heading2"/>
       </w:pPr>
-      <w:bookmarkStart w:id="33" w:name="repository-revisions-of-note"/>
       <w:r>
         <w:t xml:space="preserve">Repository revisions of note</w:t>
       </w:r>
-      <w:bookmarkEnd w:id="33"/>
     </w:p>
     <w:tbl>
       <w:tblPr>
         <w:tblStyle w:val="Table"/>
-        <w:tblW w:type="pct" w:w="0.0"/>
-        <w:tblLook w:firstRow="1"/>
+        <w:tblW w:type="auto" w:w="0"/>
+        <w:tblLook w:firstRow="1" w:lastRow="0" w:firstColumn="0" w:lastColumn="0" w:noHBand="0" w:noVBand="0" w:val="0020"/>
       </w:tblPr>
       <w:tblGrid>
-        <w:gridCol w:w="3120"/>
-        <w:gridCol w:w="3120"/>
-        <w:gridCol w:w="3120"/>
+        <w:gridCol w:w="2640"/>
+        <w:gridCol w:w="2640"/>
+        <w:gridCol w:w="2640"/>
       </w:tblGrid>
-      <w:tblGrid/>
       <w:tr>
         <w:trPr>
-          <w:cnfStyle w:firstRow="1"/>
+          <w:tblHeader w:val="on"/>
         </w:trPr>
         <w:tc>
-          <w:tcPr>
-            <w:tcBorders>
-              <w:bottom w:val="single"/>
-            </w:tcBorders>
-            <w:vAlign w:val="bottom"/>
-          </w:tcPr>
+          <w:tcPr/>
           <w:p>
             <w:pPr>
               <w:pStyle w:val="Compact"/>
-              <w:jc w:val="left"/>
             </w:pPr>
             <w:r>
               <w:t xml:space="preserve">Tag / commit</w:t>
@@ -2027,16 +2096,10 @@
           </w:p>
         </w:tc>
         <w:tc>
-          <w:tcPr>
-            <w:tcBorders>
-              <w:bottom w:val="single"/>
-            </w:tcBorders>
-            <w:vAlign w:val="bottom"/>
-          </w:tcPr>
+          <w:tcPr/>
           <w:p>
             <w:pPr>
               <w:pStyle w:val="Compact"/>
-              <w:jc w:val="left"/>
             </w:pPr>
             <w:r>
               <w:t xml:space="preserve">Stage</w:t>
@@ -2044,16 +2107,10 @@
           </w:p>
         </w:tc>
         <w:tc>
-          <w:tcPr>
-            <w:tcBorders>
-              <w:bottom w:val="single"/>
-            </w:tcBorders>
-            <w:vAlign w:val="bottom"/>
-          </w:tcPr>
+          <w:tcPr/>
           <w:p>
             <w:pPr>
               <w:pStyle w:val="Compact"/>
-              <w:jc w:val="left"/>
             </w:pPr>
             <w:r>
               <w:t xml:space="preserve">Notes</w:t>
@@ -2063,10 +2120,10 @@
       </w:tr>
       <w:tr>
         <w:tc>
+          <w:tcPr/>
           <w:p>
             <w:pPr>
               <w:pStyle w:val="Compact"/>
-              <w:jc w:val="left"/>
             </w:pPr>
             <w:r>
               <w:rPr>
@@ -2077,10 +2134,10 @@
           </w:p>
         </w:tc>
         <w:tc>
+          <w:tcPr/>
           <w:p>
             <w:pPr>
               <w:pStyle w:val="Compact"/>
-              <w:jc w:val="left"/>
             </w:pPr>
             <w:r>
               <w:t xml:space="preserve">D4 baseline</w:t>
@@ -2088,10 +2145,10 @@
           </w:p>
         </w:tc>
         <w:tc>
+          <w:tcPr/>
           <w:p>
             <w:pPr>
               <w:pStyle w:val="Compact"/>
-              <w:jc w:val="left"/>
             </w:pPr>
             <w:r>
               <w:t xml:space="preserve">Save/load + autosave landed.</w:t>
@@ -2101,10 +2158,10 @@
       </w:tr>
       <w:tr>
         <w:tc>
+          <w:tcPr/>
           <w:p>
             <w:pPr>
               <w:pStyle w:val="Compact"/>
-              <w:jc w:val="left"/>
             </w:pPr>
             <w:r>
               <w:rPr>
@@ -2115,10 +2172,10 @@
           </w:p>
         </w:tc>
         <w:tc>
+          <w:tcPr/>
           <w:p>
             <w:pPr>
               <w:pStyle w:val="Compact"/>
-              <w:jc w:val="left"/>
             </w:pPr>
             <w:r>
               <w:t xml:space="preserve">D5 baseline</w:t>
@@ -2126,10 +2183,10 @@
           </w:p>
         </w:tc>
         <w:tc>
+          <w:tcPr/>
           <w:p>
             <w:pPr>
               <w:pStyle w:val="Compact"/>
-              <w:jc w:val="left"/>
             </w:pPr>
             <w:r>
               <w:t xml:space="preserve">57 tests passing; coordinator and recomputation fixes landed.</w:t>
@@ -2139,10 +2196,10 @@
       </w:tr>
       <w:tr>
         <w:tc>
+          <w:tcPr/>
           <w:p>
             <w:pPr>
               <w:pStyle w:val="Compact"/>
-              <w:jc w:val="left"/>
             </w:pPr>
             <w:r>
               <w:t xml:space="preserve">(D6 baseline)</w:t>
@@ -2150,10 +2207,10 @@
           </w:p>
         </w:tc>
         <w:tc>
+          <w:tcPr/>
           <w:p>
             <w:pPr>
               <w:pStyle w:val="Compact"/>
-              <w:jc w:val="left"/>
             </w:pPr>
             <w:r>
               <w:t xml:space="preserve">AWS deploy + filename consistency landed.</w:t>
@@ -2161,15 +2218,20 @@
           </w:p>
         </w:tc>
         <w:tc>
-          <w:p/>
+          <w:tcPr/>
+          <w:p>
+            <w:pPr>
+              <w:pStyle w:val="Compact"/>
+            </w:pPr>
+          </w:p>
         </w:tc>
       </w:tr>
       <w:tr>
         <w:tc>
+          <w:tcPr/>
           <w:p>
             <w:pPr>
               <w:pStyle w:val="Compact"/>
-              <w:jc w:val="left"/>
             </w:pPr>
             <w:r>
               <w:rPr>
@@ -2183,16 +2245,17 @@
             <w:r>
               <w:rPr>
                 <w:i/>
+                <w:iCs/>
               </w:rPr>
               <w:t xml:space="preserve">(target)</w:t>
             </w:r>
           </w:p>
         </w:tc>
         <w:tc>
+          <w:tcPr/>
           <w:p>
             <w:pPr>
               <w:pStyle w:val="Compact"/>
-              <w:jc w:val="left"/>
             </w:pPr>
             <w:r>
               <w:t xml:space="preserve">D7 final</w:t>
@@ -2200,10 +2263,10 @@
           </w:p>
         </w:tc>
         <w:tc>
+          <w:tcPr/>
           <w:p>
             <w:pPr>
               <w:pStyle w:val="Compact"/>
-              <w:jc w:val="left"/>
             </w:pPr>
             <w:r>
               <w:t xml:space="preserve">Tag once stakeholder approves.</w:t>
@@ -2212,15 +2275,277 @@
         </w:tc>
       </w:tr>
     </w:tbl>
+    <w:bookmarkStart w:id="21" w:name="X392a30ef75f88203211bb874f95343225b9b828"/>
+    <w:p>
+      <w:pPr>
+        <w:pStyle w:val="Heading3"/>
+      </w:pPr>
+      <w:r>
+        <w:t xml:space="preserve">Post-D7 patch — Bundled state restore fix (2026-04-30, PR #11)</w:t>
+      </w:r>
+    </w:p>
+    <w:p>
+      <w:pPr>
+        <w:pStyle w:val="Compact"/>
+        <w:numPr>
+          <w:ilvl w:val="0"/>
+          <w:numId w:val="1012"/>
+        </w:numPr>
+      </w:pPr>
+      <w:r>
+        <w:rPr>
+          <w:b/>
+          <w:bCs/>
+        </w:rPr>
+        <w:t xml:space="preserve">Root cause fixed:</w:t>
+      </w:r>
+      <w:r>
+        <w:t xml:space="preserve"> </w:t>
+      </w:r>
+      <w:r>
+        <w:t xml:space="preserve">Bundled save files concatenated course data, people data, and state markers directly without guaranteed newline separation. If source files lacked a trailing newline, section markers were glued to the last data row, causing</w:t>
+      </w:r>
+      <w:r>
+        <w:t xml:space="preserve"> </w:t>
+      </w:r>
+      <w:r>
+        <w:rPr>
+          <w:rStyle w:val="VerbatimChar"/>
+        </w:rPr>
+        <w:t xml:space="preserve">FormatException: Saved file is missing the PeopleFile section.</w:t>
+      </w:r>
+      <w:r>
+        <w:t xml:space="preserve"> </w:t>
+      </w:r>
+      <w:r>
+        <w:t xml:space="preserve">on every subsequent restore.</w:t>
+      </w:r>
+    </w:p>
+    <w:p>
+      <w:pPr>
+        <w:pStyle w:val="Compact"/>
+        <w:numPr>
+          <w:ilvl w:val="0"/>
+          <w:numId w:val="1012"/>
+        </w:numPr>
+      </w:pPr>
+      <w:r>
+        <w:rPr>
+          <w:b/>
+          <w:bCs/>
+        </w:rPr>
+        <w:t xml:space="preserve">Symptoms resolved:</w:t>
+      </w:r>
+      <w:r>
+        <w:t xml:space="preserve"> </w:t>
+      </w:r>
+      <w:r>
+        <w:t xml:space="preserve">Stuck "Restoring session…" spinner; restored sessions that could not continue the workflow; empty TXT exports after restore.</w:t>
+      </w:r>
+    </w:p>
+    <w:p>
+      <w:pPr>
+        <w:pStyle w:val="Compact"/>
+        <w:numPr>
+          <w:ilvl w:val="0"/>
+          <w:numId w:val="1012"/>
+        </w:numPr>
+      </w:pPr>
+      <w:r>
+        <w:rPr>
+          <w:b/>
+          <w:bCs/>
+        </w:rPr>
+        <w:t xml:space="preserve">New module:</w:t>
+      </w:r>
+      <w:r>
+        <w:t xml:space="preserve"> </w:t>
+      </w:r>
+      <w:r>
+        <w:rPr>
+          <w:rStyle w:val="VerbatimChar"/>
+        </w:rPr>
+        <w:t xml:space="preserve">lib/io/bundled_state.dart</w:t>
+      </w:r>
+      <w:r>
+        <w:t xml:space="preserve"> </w:t>
+      </w:r>
+      <w:r>
+        <w:t xml:space="preserve">—</w:t>
+      </w:r>
+      <w:r>
+        <w:t xml:space="preserve"> </w:t>
+      </w:r>
+      <w:r>
+        <w:rPr>
+          <w:rStyle w:val="VerbatimChar"/>
+        </w:rPr>
+        <w:t xml:space="preserve">buildBundledStateContent</w:t>
+      </w:r>
+      <w:r>
+        <w:t xml:space="preserve"> </w:t>
+      </w:r>
+      <w:r>
+        <w:t xml:space="preserve">/</w:t>
+      </w:r>
+      <w:r>
+        <w:t xml:space="preserve"> </w:t>
+      </w:r>
+      <w:r>
+        <w:rPr>
+          <w:rStyle w:val="VerbatimChar"/>
+        </w:rPr>
+        <w:t xml:space="preserve">parseBundledStateContent</w:t>
+      </w:r>
+      <w:r>
+        <w:t xml:space="preserve"> </w:t>
+      </w:r>
+      <w:r>
+        <w:t xml:space="preserve">centralises all bundled-format logic with explicit section delimiters and a legacy-file fallback for older saves.</w:t>
+      </w:r>
+    </w:p>
+    <w:p>
+      <w:pPr>
+        <w:pStyle w:val="Compact"/>
+        <w:numPr>
+          <w:ilvl w:val="0"/>
+          <w:numId w:val="1012"/>
+        </w:numPr>
+      </w:pPr>
+      <w:r>
+        <w:rPr>
+          <w:b/>
+          <w:bCs/>
+        </w:rPr>
+        <w:t xml:space="preserve">Restore flow corrected (</w:t>
+      </w:r>
+      <w:r>
+        <w:rPr>
+          <w:rStyle w:val="VerbatimChar"/>
+          <w:b/>
+          <w:bCs/>
+        </w:rPr>
+        <w:t xml:space="preserve">lib/widgets/screen.dart</w:t>
+      </w:r>
+      <w:r>
+        <w:rPr>
+          <w:b/>
+          <w:bCs/>
+        </w:rPr>
+        <w:t xml:space="preserve">):</w:t>
+      </w:r>
+      <w:r>
+        <w:t xml:space="preserve"> </w:t>
+      </w:r>
+      <w:r>
+        <w:rPr>
+          <w:rStyle w:val="VerbatimChar"/>
+        </w:rPr>
+        <w:t xml:space="preserve">_restoreState</w:t>
+      </w:r>
+      <w:r>
+        <w:t xml:space="preserve"> </w:t>
+      </w:r>
+      <w:r>
+        <w:t xml:space="preserve">now parses the bundled format, resets the</w:t>
+      </w:r>
+      <w:r>
+        <w:t xml:space="preserve"> </w:t>
+      </w:r>
+      <w:r>
+        <w:rPr>
+          <w:rStyle w:val="VerbatimChar"/>
+        </w:rPr>
+        <w:t xml:space="preserve">Scheduling</w:t>
+      </w:r>
+      <w:r>
+        <w:t xml:space="preserve"> </w:t>
+      </w:r>
+      <w:r>
+        <w:t xml:space="preserve">instance, reloads embedded course/people data, and defers error dialogs until after the loading overlay closes.</w:t>
+      </w:r>
+    </w:p>
+    <w:p>
+      <w:pPr>
+        <w:pStyle w:val="Compact"/>
+        <w:numPr>
+          <w:ilvl w:val="0"/>
+          <w:numId w:val="1012"/>
+        </w:numPr>
+      </w:pPr>
+      <w:r>
+        <w:rPr>
+          <w:b/>
+          <w:bCs/>
+        </w:rPr>
+        <w:t xml:space="preserve">Test additions (8 new tests):</w:t>
+      </w:r>
+      <w:r>
+        <w:t xml:space="preserve"> </w:t>
+      </w:r>
+      <w:r>
+        <w:t xml:space="preserve">No-trailing-newline source round-trips; adjacent-marker legacy saves; CRLF content; coordinator-state cross-instance restore — all in</w:t>
+      </w:r>
+      <w:r>
+        <w:t xml:space="preserve"> </w:t>
+      </w:r>
+      <w:r>
+        <w:rPr>
+          <w:rStyle w:val="VerbatimChar"/>
+        </w:rPr>
+        <w:t xml:space="preserve">bundled_state_test.dart</w:t>
+      </w:r>
+      <w:r>
+        <w:t xml:space="preserve"> </w:t>
+      </w:r>
+      <w:r>
+        <w:t xml:space="preserve">and</w:t>
+      </w:r>
+      <w:r>
+        <w:t xml:space="preserve"> </w:t>
+      </w:r>
+      <w:r>
+        <w:rPr>
+          <w:rStyle w:val="VerbatimChar"/>
+        </w:rPr>
+        <w:t xml:space="preserve">save_load_compatibility_test.dart</w:t>
+      </w:r>
+      <w:r>
+        <w:t xml:space="preserve">.</w:t>
+      </w:r>
+    </w:p>
+    <w:p>
+      <w:pPr>
+        <w:pStyle w:val="Compact"/>
+        <w:numPr>
+          <w:ilvl w:val="0"/>
+          <w:numId w:val="1012"/>
+        </w:numPr>
+      </w:pPr>
+      <w:r>
+        <w:rPr>
+          <w:b/>
+          <w:bCs/>
+        </w:rPr>
+        <w:t xml:space="preserve">Suite at merge:</w:t>
+      </w:r>
+      <w:r>
+        <w:t xml:space="preserve"> </w:t>
+      </w:r>
+      <w:r>
+        <w:t xml:space="preserve">21 test files, 98/98 passing. Static analysis clean. Web release and Wasm builds pass.</w:t>
+      </w:r>
+    </w:p>
+    <w:bookmarkEnd w:id="21"/>
+    <w:bookmarkEnd w:id="22"/>
+    <w:bookmarkStart w:id="23" w:name="how-to-write-a-new-entry"/>
     <w:p>
       <w:pPr>
         <w:pStyle w:val="Heading2"/>
       </w:pPr>
-      <w:bookmarkStart w:id="34" w:name="how-to-write-a-new-entry"/>
       <w:r>
         <w:t xml:space="preserve">How to write a new entry</w:t>
       </w:r>
-      <w:bookmarkEnd w:id="34"/>
     </w:p>
     <w:p>
       <w:pPr>
@@ -2235,6 +2560,7 @@
       <w:r>
         <w:rPr>
           <w:b/>
+          <w:bCs/>
         </w:rPr>
         <w:t xml:space="preserve">dated and one-line-summarized</w:t>
       </w:r>
@@ -2257,7 +2583,13 @@
         <w:t xml:space="preserve">for end-user-visible behavior changes; keep this file for project-level milestones.</w:t>
       </w:r>
     </w:p>
-    <w:sectPr/>
+    <w:bookmarkEnd w:id="23"/>
+    <w:bookmarkEnd w:id="24"/>
+    <w:sectPr>
+      <w:footnotePr>
+        <w:numRestart w:val="eachSect"/>
+      </w:footnotePr>
+    </w:sectPr>
   </w:body>
 </w:document>
 </file>
@@ -2288,17 +2620,14 @@
 <file path=word/numbering.xml><?xml version="1.0" encoding="utf-8"?>
 <w:numbering xmlns:w="http://schemas.openxmlformats.org/wordprocessingml/2006/main">
   <w:abstractNum w:abstractNumId="990">
-    <w:nsid w:val="2c1ae401"/>
+    <w:nsid w:val="0000A990"/>
     <w:multiLevelType w:val="multilevel"/>
     <w:lvl w:ilvl="0">
       <w:numFmt w:val="bullet"/>
       <w:lvlText w:val=" "/>
       <w:lvlJc w:val="left"/>
       <w:pPr>
-        <w:tabs>
-          <w:tab w:val="num" w:pos="0"/>
-        </w:tabs>
-        <w:ind w:left="480" w:hanging="480"/>
+        <w:ind w:left="720" w:hanging="360"/>
       </w:pPr>
     </w:lvl>
     <w:lvl w:ilvl="1">
@@ -2306,10 +2635,7 @@
       <w:lvlText w:val=" "/>
       <w:lvlJc w:val="left"/>
       <w:pPr>
-        <w:tabs>
-          <w:tab w:val="num" w:pos="720"/>
-        </w:tabs>
-        <w:ind w:left="1200" w:hanging="480"/>
+        <w:ind w:left="1440" w:hanging="360"/>
       </w:pPr>
     </w:lvl>
     <w:lvl w:ilvl="2">
@@ -2317,10 +2643,7 @@
       <w:lvlText w:val=" "/>
       <w:lvlJc w:val="left"/>
       <w:pPr>
-        <w:tabs>
-          <w:tab w:val="num" w:pos="1440"/>
-        </w:tabs>
-        <w:ind w:left="1920" w:hanging="480"/>
+        <w:ind w:left="2160" w:hanging="360"/>
       </w:pPr>
     </w:lvl>
     <w:lvl w:ilvl="3">
@@ -2328,10 +2651,7 @@
       <w:lvlText w:val=" "/>
       <w:lvlJc w:val="left"/>
       <w:pPr>
-        <w:tabs>
-          <w:tab w:val="num" w:pos="2160"/>
-        </w:tabs>
-        <w:ind w:left="2640" w:hanging="480"/>
+        <w:ind w:left="2880" w:hanging="360"/>
       </w:pPr>
     </w:lvl>
     <w:lvl w:ilvl="4">
@@ -2339,10 +2659,7 @@
       <w:lvlText w:val=" "/>
       <w:lvlJc w:val="left"/>
       <w:pPr>
-        <w:tabs>
-          <w:tab w:val="num" w:pos="2880"/>
-        </w:tabs>
-        <w:ind w:left="3360" w:hanging="480"/>
+        <w:ind w:left="3600" w:hanging="360"/>
       </w:pPr>
     </w:lvl>
     <w:lvl w:ilvl="5">
@@ -2350,10 +2667,7 @@
       <w:lvlText w:val=" "/>
       <w:lvlJc w:val="left"/>
       <w:pPr>
-        <w:tabs>
-          <w:tab w:val="num" w:pos="3600"/>
-        </w:tabs>
-        <w:ind w:left="4080" w:hanging="480"/>
+        <w:ind w:left="4320" w:hanging="360"/>
       </w:pPr>
     </w:lvl>
     <w:lvl w:ilvl="6">
@@ -2361,10 +2675,7 @@
       <w:lvlText w:val=" "/>
       <w:lvlJc w:val="left"/>
       <w:pPr>
-        <w:tabs>
-          <w:tab w:val="num" w:pos="4320"/>
-        </w:tabs>
-        <w:ind w:left="4800" w:hanging="480"/>
+        <w:ind w:left="5040" w:hanging="360"/>
       </w:pPr>
     </w:lvl>
     <w:lvl w:ilvl="7">
@@ -2372,10 +2683,7 @@
       <w:lvlText w:val=" "/>
       <w:lvlJc w:val="left"/>
       <w:pPr>
-        <w:tabs>
-          <w:tab w:val="num" w:pos="5040"/>
-        </w:tabs>
-        <w:ind w:left="5520" w:hanging="480"/>
+        <w:ind w:left="5760" w:hanging="360"/>
       </w:pPr>
     </w:lvl>
     <w:lvl w:ilvl="8">
@@ -2383,118 +2691,115 @@
       <w:lvlText w:val=" "/>
       <w:lvlJc w:val="left"/>
       <w:pPr>
-        <w:tabs>
-          <w:tab w:val="num" w:pos="5760"/>
-        </w:tabs>
-        <w:ind w:left="6240" w:hanging="480"/>
+        <w:ind w:left="6480" w:hanging="360"/>
       </w:pPr>
     </w:lvl>
   </w:abstractNum>
   <w:abstractNum w:abstractNumId="991">
-    <w:nsid w:val="ea454b4c"/>
+    <w:nsid w:val="0000A991"/>
     <w:multiLevelType w:val="multilevel"/>
     <w:lvl w:ilvl="0">
       <w:numFmt w:val="bullet"/>
-      <w:lvlText w:val="•"/>
+      <w:lvlText w:val=""/>
       <w:lvlJc w:val="left"/>
       <w:pPr>
-        <w:tabs>
-          <w:tab w:val="num" w:pos="0"/>
-        </w:tabs>
-        <w:ind w:left="480" w:hanging="480"/>
-      </w:pPr>
+        <w:ind w:left="720" w:hanging="360"/>
+      </w:pPr>
+      <w:rPr>
+        <w:rFonts w:ascii="Symbol" w:hAnsi="Symbol" w:cs="Symbol" w:hint="default"/>
+      </w:rPr>
     </w:lvl>
     <w:lvl w:ilvl="1">
       <w:numFmt w:val="bullet"/>
-      <w:lvlText w:val="–"/>
+      <w:lvlText w:val="o"/>
       <w:lvlJc w:val="left"/>
       <w:pPr>
-        <w:tabs>
-          <w:tab w:val="num" w:pos="720"/>
-        </w:tabs>
-        <w:ind w:left="1200" w:hanging="480"/>
-      </w:pPr>
+        <w:ind w:left="1440" w:hanging="360"/>
+      </w:pPr>
+      <w:rPr>
+        <w:rFonts w:ascii="Courier New" w:hAnsi="Courier New" w:cs="Courier New" w:hint="default"/>
+      </w:rPr>
     </w:lvl>
     <w:lvl w:ilvl="2">
       <w:numFmt w:val="bullet"/>
-      <w:lvlText w:val="•"/>
+      <w:lvlText w:val=""/>
       <w:lvlJc w:val="left"/>
       <w:pPr>
-        <w:tabs>
-          <w:tab w:val="num" w:pos="1440"/>
-        </w:tabs>
-        <w:ind w:left="1920" w:hanging="480"/>
-      </w:pPr>
+        <w:ind w:left="2160" w:hanging="360"/>
+      </w:pPr>
+      <w:rPr>
+        <w:rFonts w:ascii="Wingdings" w:hAnsi="Wingdings" w:cs="Wingdings" w:hint="default"/>
+      </w:rPr>
     </w:lvl>
     <w:lvl w:ilvl="3">
       <w:numFmt w:val="bullet"/>
-      <w:lvlText w:val="–"/>
+      <w:lvlText w:val=""/>
       <w:lvlJc w:val="left"/>
       <w:pPr>
-        <w:tabs>
-          <w:tab w:val="num" w:pos="2160"/>
-        </w:tabs>
-        <w:ind w:left="2640" w:hanging="480"/>
-      </w:pPr>
+        <w:ind w:left="2880" w:hanging="360"/>
+      </w:pPr>
+      <w:rPr>
+        <w:rFonts w:ascii="Symbol" w:hAnsi="Symbol" w:cs="Symbol" w:hint="default"/>
+      </w:rPr>
     </w:lvl>
     <w:lvl w:ilvl="4">
       <w:numFmt w:val="bullet"/>
-      <w:lvlText w:val="•"/>
+      <w:lvlText w:val="o"/>
       <w:lvlJc w:val="left"/>
       <w:pPr>
-        <w:tabs>
-          <w:tab w:val="num" w:pos="2880"/>
-        </w:tabs>
-        <w:ind w:left="3360" w:hanging="480"/>
-      </w:pPr>
+        <w:ind w:left="3600" w:hanging="360"/>
+      </w:pPr>
+      <w:rPr>
+        <w:rFonts w:ascii="Courier New" w:hAnsi="Courier New" w:cs="Courier New" w:hint="default"/>
+      </w:rPr>
     </w:lvl>
     <w:lvl w:ilvl="5">
       <w:numFmt w:val="bullet"/>
-      <w:lvlText w:val="–"/>
+      <w:lvlText w:val=""/>
       <w:lvlJc w:val="left"/>
       <w:pPr>
-        <w:tabs>
-          <w:tab w:val="num" w:pos="3600"/>
-        </w:tabs>
-        <w:ind w:left="4080" w:hanging="480"/>
-      </w:pPr>
+        <w:ind w:left="4320" w:hanging="360"/>
+      </w:pPr>
+      <w:rPr>
+        <w:rFonts w:ascii="Wingdings" w:hAnsi="Wingdings" w:cs="Wingdings" w:hint="default"/>
+      </w:rPr>
     </w:lvl>
     <w:lvl w:ilvl="6">
       <w:numFmt w:val="bullet"/>
-      <w:lvlText w:val="•"/>
+      <w:lvlText w:val=""/>
       <w:lvlJc w:val="left"/>
       <w:pPr>
-        <w:tabs>
-          <w:tab w:val="num" w:pos="4320"/>
-        </w:tabs>
-        <w:ind w:left="4800" w:hanging="480"/>
-      </w:pPr>
+        <w:ind w:left="5040" w:hanging="360"/>
+      </w:pPr>
+      <w:rPr>
+        <w:rFonts w:ascii="Symbol" w:hAnsi="Symbol" w:cs="Symbol" w:hint="default"/>
+      </w:rPr>
     </w:lvl>
     <w:lvl w:ilvl="7">
       <w:numFmt w:val="bullet"/>
-      <w:lvlText w:val="–"/>
+      <w:lvlText w:val="o"/>
       <w:lvlJc w:val="left"/>
       <w:pPr>
-        <w:tabs>
-          <w:tab w:val="num" w:pos="5040"/>
-        </w:tabs>
-        <w:ind w:left="5520" w:hanging="480"/>
-      </w:pPr>
+        <w:ind w:left="5760" w:hanging="360"/>
+      </w:pPr>
+      <w:rPr>
+        <w:rFonts w:ascii="Courier New" w:hAnsi="Courier New" w:cs="Courier New" w:hint="default"/>
+      </w:rPr>
     </w:lvl>
     <w:lvl w:ilvl="8">
       <w:numFmt w:val="bullet"/>
-      <w:lvlText w:val="•"/>
+      <w:lvlText w:val=""/>
       <w:lvlJc w:val="left"/>
       <w:pPr>
-        <w:tabs>
-          <w:tab w:val="num" w:pos="5760"/>
-        </w:tabs>
-        <w:ind w:left="6240" w:hanging="480"/>
-      </w:pPr>
+        <w:ind w:left="6480" w:hanging="360"/>
+      </w:pPr>
+      <w:rPr>
+        <w:rFonts w:ascii="Wingdings" w:hAnsi="Wingdings" w:cs="Wingdings" w:hint="default"/>
+      </w:rPr>
     </w:lvl>
   </w:abstractNum>
-  <w:abstractNum w:abstractNumId="99211">
-    <w:nsid w:val="71315dca"/>
+  <w:abstractNum w:abstractNumId="99411">
+    <w:nsid w:val="00A99411"/>
     <w:multiLevelType w:val="multilevel"/>
     <w:lvl w:ilvl="0">
       <w:start w:val="1"/>
@@ -2502,34 +2807,25 @@
       <w:lvlText w:val="%1."/>
       <w:lvlJc w:val="left"/>
       <w:pPr>
-        <w:tabs>
-          <w:tab w:val="num" w:pos="0"/>
-        </w:tabs>
-        <w:ind w:left="480" w:hanging="480"/>
+        <w:ind w:left="720" w:hanging="360"/>
       </w:pPr>
     </w:lvl>
     <w:lvl w:ilvl="1">
       <w:start w:val="1"/>
-      <w:numFmt w:val="lowerLetter"/>
+      <w:numFmt w:val="decimal"/>
       <w:lvlText w:val="%2."/>
       <w:lvlJc w:val="left"/>
       <w:pPr>
-        <w:tabs>
-          <w:tab w:val="num" w:pos="720"/>
-        </w:tabs>
-        <w:ind w:left="1200" w:hanging="480"/>
+        <w:ind w:left="1440" w:hanging="360"/>
       </w:pPr>
     </w:lvl>
     <w:lvl w:ilvl="2">
       <w:start w:val="1"/>
-      <w:numFmt w:val="lowerRoman"/>
+      <w:numFmt w:val="decimal"/>
       <w:lvlText w:val="%3."/>
       <w:lvlJc w:val="left"/>
       <w:pPr>
-        <w:tabs>
-          <w:tab w:val="num" w:pos="1440"/>
-        </w:tabs>
-        <w:ind w:left="1920" w:hanging="480"/>
+        <w:ind w:left="2160" w:hanging="360"/>
       </w:pPr>
     </w:lvl>
     <w:lvl w:ilvl="3">
@@ -2538,34 +2834,25 @@
       <w:lvlText w:val="%4."/>
       <w:lvlJc w:val="left"/>
       <w:pPr>
-        <w:tabs>
-          <w:tab w:val="num" w:pos="2160"/>
-        </w:tabs>
-        <w:ind w:left="2640" w:hanging="480"/>
+        <w:ind w:left="2880" w:hanging="360"/>
       </w:pPr>
     </w:lvl>
     <w:lvl w:ilvl="4">
       <w:start w:val="1"/>
-      <w:numFmt w:val="lowerLetter"/>
+      <w:numFmt w:val="decimal"/>
       <w:lvlText w:val="%5."/>
       <w:lvlJc w:val="left"/>
       <w:pPr>
-        <w:tabs>
-          <w:tab w:val="num" w:pos="2880"/>
-        </w:tabs>
-        <w:ind w:left="3360" w:hanging="480"/>
+        <w:ind w:left="3600" w:hanging="360"/>
       </w:pPr>
     </w:lvl>
     <w:lvl w:ilvl="5">
       <w:start w:val="1"/>
-      <w:numFmt w:val="lowerRoman"/>
+      <w:numFmt w:val="decimal"/>
       <w:lvlText w:val="%6."/>
       <w:lvlJc w:val="left"/>
       <w:pPr>
-        <w:tabs>
-          <w:tab w:val="num" w:pos="3600"/>
-        </w:tabs>
-        <w:ind w:left="4080" w:hanging="480"/>
+        <w:ind w:left="4320" w:hanging="360"/>
       </w:pPr>
     </w:lvl>
     <w:lvl w:ilvl="6">
@@ -2574,34 +2861,25 @@
       <w:lvlText w:val="%7."/>
       <w:lvlJc w:val="left"/>
       <w:pPr>
-        <w:tabs>
-          <w:tab w:val="num" w:pos="4320"/>
-        </w:tabs>
-        <w:ind w:left="4800" w:hanging="480"/>
+        <w:ind w:left="5040" w:hanging="360"/>
       </w:pPr>
     </w:lvl>
     <w:lvl w:ilvl="7">
       <w:start w:val="1"/>
-      <w:numFmt w:val="lowerLetter"/>
+      <w:numFmt w:val="decimal"/>
       <w:lvlText w:val="%8."/>
       <w:lvlJc w:val="left"/>
       <w:pPr>
-        <w:tabs>
-          <w:tab w:val="num" w:pos="5040"/>
-        </w:tabs>
-        <w:ind w:left="5520" w:hanging="480"/>
+        <w:ind w:left="5760" w:hanging="360"/>
       </w:pPr>
     </w:lvl>
     <w:lvl w:ilvl="8">
       <w:start w:val="1"/>
-      <w:numFmt w:val="lowerRoman"/>
+      <w:numFmt w:val="decimal"/>
       <w:lvlText w:val="%9."/>
       <w:lvlJc w:val="left"/>
       <w:pPr>
-        <w:tabs>
-          <w:tab w:val="num" w:pos="5760"/>
-        </w:tabs>
-        <w:ind w:left="6240" w:hanging="480"/>
+        <w:ind w:left="6480" w:hanging="360"/>
       </w:pPr>
     </w:lvl>
   </w:abstractNum>
@@ -2612,7 +2890,7 @@
     <w:abstractNumId w:val="991"/>
   </w:num>
   <w:num w:numId="1002">
-    <w:abstractNumId w:val="99211"/>
+    <w:abstractNumId w:val="99411"/>
     <w:lvlOverride w:ilvl="0">
       <w:startOverride w:val="1"/>
     </w:lvlOverride>
@@ -2668,6 +2946,9 @@
   <w:num w:numId="1011">
     <w:abstractNumId w:val="991"/>
   </w:num>
+  <w:num w:numId="1012">
+    <w:abstractNumId w:val="991"/>
+  </w:num>
 </w:numbering>
 </file>
 
@@ -2676,10 +2957,10 @@
   <w:docDefaults>
     <w:rPrDefault>
       <w:rPr>
-        <w:rFonts w:asciiTheme="minorHAnsi" w:eastAsiaTheme="minorHAnsi" w:hAnsiTheme="minorHAnsi" w:cstheme="minorBidi"/>
+        <w:rFonts w:asciiTheme="minorHAnsi" w:cstheme="minorBidi" w:eastAsiaTheme="minorEastAsia" w:hAnsiTheme="minorHAnsi"/>
         <w:sz w:val="24"/>
         <w:szCs w:val="24"/>
-        <w:lang w:val="en-US" w:eastAsia="en-US" w:bidi="ar-SA"/>
+        <w:lang w:bidi="ar-SA" w:eastAsia="zh-CN" w:val="en-US"/>
       </w:rPr>
     </w:rPrDefault>
     <w:pPrDefault>
@@ -2688,91 +2969,145 @@
       </w:pPr>
     </w:pPrDefault>
   </w:docDefaults>
-  <w:latentStyles w:defLockedState="0" w:defUIPriority="0" w:defSemiHidden="0" w:defUnhideWhenUsed="0" w:defQFormat="0" w:count="276"/>
-  <w:style w:type="paragraph" w:default="1" w:styleId="Normal">
+  <w:latentStyles w:count="276" w:defLockedState="0" w:defQFormat="0" w:defSemiHidden="0" w:defUIPriority="0" w:defUnhideWhenUsed="0"/>
+  <w:style w:default="1" w:styleId="Normal" w:type="paragraph">
     <w:name w:val="Normal"/>
     <w:qFormat/>
   </w:style>
-  <w:style w:type="paragraph" w:styleId="BodyText">
+  <w:style w:styleId="BodyText" w:type="paragraph">
     <w:name w:val="Body Text"/>
     <w:basedOn w:val="Normal"/>
     <w:link w:val="BodyTextChar"/>
+    <w:qFormat/>
     <w:pPr>
-      <w:spacing w:before="180" w:after="180"/>
+      <w:spacing w:after="180" w:before="180"/>
     </w:pPr>
-    <w:qFormat/>
-  </w:style>
-  <w:style w:type="paragraph" w:customStyle="1" w:styleId="FirstParagraph">
+  </w:style>
+  <w:style w:customStyle="1" w:styleId="FirstParagraph" w:type="paragraph">
     <w:name w:val="First Paragraph"/>
     <w:basedOn w:val="BodyText"/>
     <w:next w:val="BodyText"/>
     <w:qFormat/>
   </w:style>
-  <w:style w:type="paragraph" w:customStyle="1" w:styleId="Compact">
+  <w:style w:customStyle="1" w:styleId="Compact" w:type="paragraph">
     <w:name w:val="Compact"/>
     <w:basedOn w:val="BodyText"/>
     <w:qFormat/>
     <w:pPr>
-      <w:spacing w:before="36" w:after="36"/>
+      <w:spacing w:after="36" w:before="36"/>
     </w:pPr>
   </w:style>
-  <w:style w:type="paragraph" w:styleId="Title">
+  <w:style w:styleId="Title" w:type="paragraph">
     <w:name w:val="Title"/>
     <w:basedOn w:val="Normal"/>
     <w:next w:val="BodyText"/>
+    <w:link w:val="TitleChar"/>
+    <w:uiPriority w:val="10"/>
     <w:qFormat/>
+    <w:rsid w:val="00A10FD9"/>
     <w:pPr>
-      <w:keepNext/>
-      <w:keepLines/>
-      <w:spacing w:before="480" w:after="240"/>
+      <w:spacing w:after="80" w:line="240" w:lineRule="auto"/>
+      <w:contextualSpacing/>
       <w:jc w:val="center"/>
     </w:pPr>
     <w:rPr>
-      <w:rFonts w:asciiTheme="majorHAnsi" w:eastAsiaTheme="majorEastAsia" w:hAnsiTheme="majorHAnsi" w:cstheme="majorBidi"/>
-      <w:b/>
-      <w:bCs/>
-      <w:color w:val="345A8A" w:themeColor="accent1" w:themeShade="B5"/>
-      <w:sz w:val="36"/>
-      <w:szCs w:val="36"/>
-    </w:rPr>
-  </w:style>
-  <w:style w:type="paragraph" w:styleId="Subtitle">
+      <w:rFonts w:asciiTheme="majorHAnsi" w:cstheme="majorBidi" w:eastAsiaTheme="majorEastAsia" w:hAnsiTheme="majorHAnsi"/>
+      <w:sz w:val="56"/>
+      <w:szCs w:val="56"/>
+    </w:rPr>
+  </w:style>
+  <w:style w:customStyle="1" w:styleId="TitleChar" w:type="character">
+    <w:name w:val="Title Char"/>
+    <w:basedOn w:val="DefaultParagraphFont"/>
+    <w:link w:val="Title"/>
+    <w:uiPriority w:val="10"/>
+    <w:rsid w:val="00A10FD9"/>
+    <w:rPr>
+      <w:rFonts w:asciiTheme="majorHAnsi" w:cstheme="majorBidi" w:eastAsiaTheme="majorEastAsia" w:hAnsiTheme="majorHAnsi"/>
+      <w:sz w:val="56"/>
+      <w:szCs w:val="56"/>
+    </w:rPr>
+  </w:style>
+  <w:style w:styleId="Subtitle" w:type="paragraph">
     <w:name w:val="Subtitle"/>
+    <w:basedOn w:val="Title"/>
+    <w:next w:val="BodyText"/>
+    <w:link w:val="SubtitleChar"/>
+    <w:uiPriority w:val="11"/>
+    <w:qFormat/>
+    <w:rsid w:val="00A10FD9"/>
+    <w:pPr>
+      <w:numPr>
+        <w:ilvl w:val="1"/>
+      </w:numPr>
+    </w:pPr>
+    <w:rPr>
+      <w:rFonts w:cstheme="majorBidi" w:eastAsiaTheme="majorEastAsia"/>
+      <w:spacing w:val="15"/>
+      <w:sz w:val="28"/>
+      <w:szCs w:val="28"/>
+    </w:rPr>
+  </w:style>
+  <w:style w:customStyle="1" w:styleId="SubtitleChar" w:type="character">
+    <w:name w:val="Subtitle Char"/>
+    <w:basedOn w:val="DefaultParagraphFont"/>
+    <w:link w:val="Subtitle"/>
+    <w:uiPriority w:val="11"/>
+    <w:rsid w:val="00A10FD9"/>
+    <w:rPr>
+      <w:rFonts w:cstheme="majorBidi" w:eastAsiaTheme="majorEastAsia"/>
+      <w:color w:themeColor="text1" w:themeTint="A6" w:val="595959"/>
+      <w:spacing w:val="15"/>
+      <w:sz w:val="28"/>
+      <w:szCs w:val="28"/>
+    </w:rPr>
+  </w:style>
+  <w:style w:customStyle="1" w:styleId="Author" w:type="paragraph">
+    <w:name w:val="Author"/>
     <w:basedOn w:val="Title"/>
     <w:next w:val="BodyText"/>
     <w:qFormat/>
     <w:pPr>
       <w:keepNext/>
       <w:keepLines/>
-      <w:spacing w:before="240" w:after="240"/>
-      <w:jc w:val="center"/>
     </w:pPr>
     <w:rPr>
-      <w:sz w:val="30"/>
-      <w:szCs w:val="30"/>
-    </w:rPr>
-  </w:style>
-  <w:style w:type="paragraph" w:customStyle="1" w:styleId="Author">
-    <w:name w:val="Author"/>
+      <w:sz w:val="24"/>
+      <w:szCs w:val="24"/>
+    </w:rPr>
+  </w:style>
+  <w:style w:styleId="Date" w:type="paragraph">
+    <w:name w:val="Date"/>
+    <w:basedOn w:val="Title"/>
     <w:next w:val="BodyText"/>
     <w:qFormat/>
     <w:pPr>
       <w:keepNext/>
       <w:keepLines/>
-      <w:jc w:val="center"/>
     </w:pPr>
-  </w:style>
-  <w:style w:type="paragraph" w:styleId="Date">
-    <w:name w:val="Date"/>
-    <w:next w:val="BodyText"/>
+    <w:rPr>
+      <w:sz w:val="24"/>
+      <w:szCs w:val="24"/>
+    </w:rPr>
+  </w:style>
+  <w:style w:customStyle="1" w:styleId="AbstractTitle" w:type="paragraph">
+    <w:name w:val="Abstract Title"/>
+    <w:basedOn w:val="Normal"/>
+    <w:next w:val="Abstract"/>
     <w:qFormat/>
     <w:pPr>
       <w:keepNext/>
       <w:keepLines/>
+      <w:spacing w:after="0" w:before="300"/>
       <w:jc w:val="center"/>
     </w:pPr>
-  </w:style>
-  <w:style w:type="paragraph" w:customStyle="1" w:styleId="Abstract">
+    <w:rPr>
+      <w:b/>
+      <w:sz w:val="20"/>
+      <w:szCs w:val="20"/>
+    </w:rPr>
+  </w:style>
+  <w:style w:customStyle="1" w:styleId="Abstract" w:type="paragraph">
     <w:name w:val="Abstract"/>
     <w:basedOn w:val="Normal"/>
     <w:next w:val="BodyText"/>
@@ -2780,14 +3115,14 @@
     <w:pPr>
       <w:keepNext/>
       <w:keepLines/>
-      <w:spacing w:before="300" w:after="300"/>
+      <w:spacing w:after="300" w:before="100"/>
     </w:pPr>
     <w:rPr>
       <w:sz w:val="20"/>
       <w:szCs w:val="20"/>
     </w:rPr>
   </w:style>
-  <w:style w:type="paragraph" w:styleId="Bibliography">
+  <w:style w:styleId="Bibliography" w:type="paragraph">
     <w:name w:val="Bibliography"/>
     <w:basedOn w:val="Normal"/>
     <w:next w:val="Bibliography"/>
@@ -2795,195 +3130,325 @@
     <w:pPr/>
     <w:rPr/>
   </w:style>
-  <w:style w:type="paragraph" w:styleId="Heading1">
-    <w:name w:val="Heading 1"/>
+  <w:style w:styleId="Heading1" w:type="paragraph">
+    <w:name w:val="heading 1"/>
     <w:basedOn w:val="Normal"/>
     <w:next w:val="BodyText"/>
+    <w:link w:val="Heading1Char"/>
     <w:uiPriority w:val="9"/>
     <w:qFormat/>
+    <w:rsid w:val="00A10FD9"/>
     <w:pPr>
       <w:keepNext/>
       <w:keepLines/>
-      <w:spacing w:before="480" w:after="0"/>
+      <w:spacing w:after="80" w:before="360"/>
       <w:outlineLvl w:val="0"/>
     </w:pPr>
     <w:rPr>
-      <w:rFonts w:asciiTheme="majorHAnsi" w:eastAsiaTheme="majorEastAsia" w:hAnsiTheme="majorHAnsi" w:cstheme="majorBidi"/>
-      <w:b/>
-      <w:bCs/>
-      <w:color w:val="4F81BD" w:themeColor="accent1"/>
-      <w:sz w:val="32"/>
-      <w:szCs w:val="32"/>
-    </w:rPr>
-  </w:style>
-  <w:style w:type="paragraph" w:styleId="Heading2">
-    <w:name w:val="Heading 2"/>
+      <w:rFonts w:asciiTheme="majorHAnsi" w:cstheme="majorBidi" w:eastAsiaTheme="majorEastAsia" w:hAnsiTheme="majorHAnsi"/>
+      <w:color w:themeColor="accent1" w:themeShade="BF" w:val="0F4761"/>
+      <w:sz w:val="40"/>
+      <w:szCs w:val="40"/>
+    </w:rPr>
+  </w:style>
+  <w:style w:styleId="Heading2" w:type="paragraph">
+    <w:name w:val="heading 2"/>
     <w:basedOn w:val="Normal"/>
     <w:next w:val="BodyText"/>
+    <w:link w:val="Heading2Char"/>
     <w:uiPriority w:val="9"/>
+    <w:semiHidden/>
     <w:unhideWhenUsed/>
     <w:qFormat/>
+    <w:rsid w:val="00A10FD9"/>
     <w:pPr>
       <w:keepNext/>
       <w:keepLines/>
-      <w:spacing w:before="200" w:after="0"/>
+      <w:spacing w:after="80" w:before="160"/>
       <w:outlineLvl w:val="1"/>
     </w:pPr>
     <w:rPr>
-      <w:rFonts w:asciiTheme="majorHAnsi" w:eastAsiaTheme="majorEastAsia" w:hAnsiTheme="majorHAnsi" w:cstheme="majorBidi"/>
-      <w:b/>
-      <w:bCs/>
-      <w:color w:val="4F81BD" w:themeColor="accent1"/>
-      <w:sz w:val="28"/>
-      <w:szCs w:val="28"/>
-    </w:rPr>
-  </w:style>
-  <w:style w:type="paragraph" w:styleId="Heading3">
-    <w:name w:val="Heading 3"/>
+      <w:rFonts w:asciiTheme="majorHAnsi" w:cstheme="majorBidi" w:eastAsiaTheme="majorEastAsia" w:hAnsiTheme="majorHAnsi"/>
+      <w:color w:themeColor="accent1" w:themeShade="BF" w:val="0F4761"/>
+      <w:sz w:val="32"/>
+      <w:szCs w:val="32"/>
+    </w:rPr>
+  </w:style>
+  <w:style w:styleId="Heading3" w:type="paragraph">
+    <w:name w:val="heading 3"/>
     <w:basedOn w:val="Normal"/>
     <w:next w:val="BodyText"/>
+    <w:link w:val="Heading3Char"/>
     <w:uiPriority w:val="9"/>
+    <w:semiHidden/>
     <w:unhideWhenUsed/>
     <w:qFormat/>
+    <w:rsid w:val="00A10FD9"/>
     <w:pPr>
       <w:keepNext/>
       <w:keepLines/>
-      <w:spacing w:before="200" w:after="0"/>
+      <w:spacing w:after="80" w:before="160"/>
       <w:outlineLvl w:val="2"/>
     </w:pPr>
     <w:rPr>
-      <w:rFonts w:asciiTheme="majorHAnsi" w:eastAsiaTheme="majorEastAsia" w:hAnsiTheme="majorHAnsi" w:cstheme="majorBidi"/>
-      <w:b/>
-      <w:bCs/>
-      <w:color w:val="4F81BD" w:themeColor="accent1"/>
-      <w:sz w:val="24"/>
-      <w:szCs w:val="24"/>
-    </w:rPr>
-  </w:style>
-  <w:style w:type="paragraph" w:styleId="Heading4">
-    <w:name w:val="Heading 4"/>
+      <w:rFonts w:cstheme="majorBidi" w:eastAsiaTheme="majorEastAsia"/>
+      <w:color w:themeColor="accent1" w:themeShade="BF" w:val="0F4761"/>
+      <w:sz w:val="28"/>
+      <w:szCs w:val="28"/>
+    </w:rPr>
+  </w:style>
+  <w:style w:styleId="Heading4" w:type="paragraph">
+    <w:name w:val="heading 4"/>
     <w:basedOn w:val="Normal"/>
     <w:next w:val="BodyText"/>
+    <w:link w:val="Heading4Char"/>
     <w:uiPriority w:val="9"/>
+    <w:semiHidden/>
     <w:unhideWhenUsed/>
     <w:qFormat/>
+    <w:rsid w:val="00A10FD9"/>
     <w:pPr>
       <w:keepNext/>
       <w:keepLines/>
-      <w:spacing w:before="200" w:after="0"/>
+      <w:spacing w:after="40" w:before="80"/>
       <w:outlineLvl w:val="3"/>
     </w:pPr>
     <w:rPr>
-      <w:rFonts w:asciiTheme="majorHAnsi" w:eastAsiaTheme="majorEastAsia" w:hAnsiTheme="majorHAnsi" w:cstheme="majorBidi"/>
+      <w:rFonts w:cstheme="majorBidi" w:eastAsiaTheme="majorEastAsia"/>
       <w:i/>
-      <w:bCs/>
-      <w:color w:val="4F81BD" w:themeColor="accent1"/>
-      <w:sz w:val="24"/>
-      <w:szCs w:val="24"/>
-    </w:rPr>
-  </w:style>
-  <w:style w:type="paragraph" w:styleId="Heading5">
-    <w:name w:val="Heading 5"/>
+      <w:iCs/>
+      <w:color w:themeColor="accent1" w:themeShade="BF" w:val="0F4761"/>
+    </w:rPr>
+  </w:style>
+  <w:style w:styleId="Heading5" w:type="paragraph">
+    <w:name w:val="heading 5"/>
     <w:basedOn w:val="Normal"/>
     <w:next w:val="BodyText"/>
+    <w:link w:val="Heading5Char"/>
     <w:uiPriority w:val="9"/>
+    <w:semiHidden/>
     <w:unhideWhenUsed/>
     <w:qFormat/>
+    <w:rsid w:val="00A10FD9"/>
     <w:pPr>
       <w:keepNext/>
       <w:keepLines/>
-      <w:spacing w:before="200" w:after="0"/>
+      <w:spacing w:after="40" w:before="80"/>
       <w:outlineLvl w:val="4"/>
     </w:pPr>
     <w:rPr>
-      <w:rFonts w:asciiTheme="majorHAnsi" w:eastAsiaTheme="majorEastAsia" w:hAnsiTheme="majorHAnsi" w:cstheme="majorBidi"/>
-      <w:iCs/>
-      <w:color w:val="4F81BD" w:themeColor="accent1"/>
-      <w:sz w:val="24"/>
-      <w:szCs w:val="24"/>
-    </w:rPr>
-  </w:style>
-  <w:style w:type="paragraph" w:styleId="Heading6">
-    <w:name w:val="Heading 6"/>
+      <w:rFonts w:cstheme="majorBidi" w:eastAsiaTheme="majorEastAsia"/>
+      <w:color w:themeColor="accent1" w:themeShade="BF" w:val="0F4761"/>
+    </w:rPr>
+  </w:style>
+  <w:style w:styleId="Heading6" w:type="paragraph">
+    <w:name w:val="heading 6"/>
     <w:basedOn w:val="Normal"/>
     <w:next w:val="BodyText"/>
+    <w:link w:val="Heading6Char"/>
     <w:uiPriority w:val="9"/>
+    <w:semiHidden/>
     <w:unhideWhenUsed/>
     <w:qFormat/>
+    <w:rsid w:val="00A10FD9"/>
     <w:pPr>
       <w:keepNext/>
       <w:keepLines/>
-      <w:spacing w:before="200" w:after="0"/>
+      <w:spacing w:after="0" w:before="40"/>
       <w:outlineLvl w:val="5"/>
     </w:pPr>
     <w:rPr>
-      <w:rFonts w:asciiTheme="majorHAnsi" w:eastAsiaTheme="majorEastAsia" w:hAnsiTheme="majorHAnsi" w:cstheme="majorBidi"/>
-      <w:color w:val="4F81BD" w:themeColor="accent1"/>
-      <w:sz w:val="24"/>
-      <w:szCs w:val="24"/>
-    </w:rPr>
-  </w:style>
-  <w:style w:type="paragraph" w:styleId="Heading7">
-    <w:name w:val="Heading 7"/>
+      <w:rFonts w:cstheme="majorBidi" w:eastAsiaTheme="majorEastAsia"/>
+      <w:i/>
+      <w:iCs/>
+      <w:color w:themeColor="text1" w:themeTint="A6" w:val="595959"/>
+    </w:rPr>
+  </w:style>
+  <w:style w:styleId="Heading7" w:type="paragraph">
+    <w:name w:val="heading 7"/>
     <w:basedOn w:val="Normal"/>
     <w:next w:val="BodyText"/>
+    <w:link w:val="Heading7Char"/>
     <w:uiPriority w:val="9"/>
+    <w:semiHidden/>
     <w:unhideWhenUsed/>
     <w:qFormat/>
+    <w:rsid w:val="00A10FD9"/>
     <w:pPr>
       <w:keepNext/>
       <w:keepLines/>
-      <w:spacing w:before="200" w:after="0"/>
+      <w:spacing w:after="0" w:before="40"/>
       <w:outlineLvl w:val="6"/>
     </w:pPr>
     <w:rPr>
-      <w:rFonts w:asciiTheme="majorHAnsi" w:eastAsiaTheme="majorEastAsia" w:hAnsiTheme="majorHAnsi" w:cstheme="majorBidi"/>
-      <w:color w:val="4F81BD" w:themeColor="accent1"/>
-      <w:sz w:val="24"/>
-      <w:szCs w:val="24"/>
-    </w:rPr>
-  </w:style>
-  <w:style w:type="paragraph" w:styleId="Heading8">
-    <w:name w:val="Heading 8"/>
+      <w:rFonts w:cstheme="majorBidi" w:eastAsiaTheme="majorEastAsia"/>
+      <w:color w:themeColor="text1" w:themeTint="A6" w:val="595959"/>
+    </w:rPr>
+  </w:style>
+  <w:style w:styleId="Heading8" w:type="paragraph">
+    <w:name w:val="heading 8"/>
     <w:basedOn w:val="Normal"/>
     <w:next w:val="BodyText"/>
+    <w:link w:val="Heading8Char"/>
     <w:uiPriority w:val="9"/>
+    <w:semiHidden/>
     <w:unhideWhenUsed/>
     <w:qFormat/>
+    <w:rsid w:val="00A10FD9"/>
     <w:pPr>
       <w:keepNext/>
       <w:keepLines/>
-      <w:spacing w:before="200" w:after="0"/>
+      <w:spacing w:after="0"/>
       <w:outlineLvl w:val="7"/>
     </w:pPr>
     <w:rPr>
-      <w:rFonts w:asciiTheme="majorHAnsi" w:eastAsiaTheme="majorEastAsia" w:hAnsiTheme="majorHAnsi" w:cstheme="majorBidi"/>
-      <w:color w:val="4F81BD" w:themeColor="accent1"/>
-      <w:sz w:val="24"/>
-      <w:szCs w:val="24"/>
-    </w:rPr>
-  </w:style>
-  <w:style w:type="paragraph" w:styleId="Heading9">
-    <w:name w:val="Heading 9"/>
+      <w:rFonts w:cstheme="majorBidi" w:eastAsiaTheme="majorEastAsia"/>
+      <w:i/>
+      <w:iCs/>
+      <w:color w:themeColor="text1" w:themeTint="D8" w:val="272727"/>
+    </w:rPr>
+  </w:style>
+  <w:style w:styleId="Heading9" w:type="paragraph">
+    <w:name w:val="heading 9"/>
     <w:basedOn w:val="Normal"/>
     <w:next w:val="BodyText"/>
+    <w:link w:val="Heading9Char"/>
     <w:uiPriority w:val="9"/>
+    <w:semiHidden/>
     <w:unhideWhenUsed/>
     <w:qFormat/>
+    <w:rsid w:val="00A10FD9"/>
     <w:pPr>
       <w:keepNext/>
       <w:keepLines/>
-      <w:spacing w:before="200" w:after="0"/>
+      <w:spacing w:after="0"/>
       <w:outlineLvl w:val="8"/>
     </w:pPr>
     <w:rPr>
-      <w:rFonts w:asciiTheme="majorHAnsi" w:eastAsiaTheme="majorEastAsia" w:hAnsiTheme="majorHAnsi" w:cstheme="majorBidi"/>
-      <w:color w:val="4F81BD" w:themeColor="accent1"/>
-      <w:sz w:val="24"/>
-      <w:szCs w:val="24"/>
-    </w:rPr>
-  </w:style>
-  <w:style w:type="paragraph" w:styleId="BlockText">
+      <w:rFonts w:cstheme="majorBidi" w:eastAsiaTheme="majorEastAsia"/>
+      <w:color w:themeColor="text1" w:themeTint="D8" w:val="272727"/>
+    </w:rPr>
+  </w:style>
+  <w:style w:customStyle="1" w:styleId="Heading1Char" w:type="character">
+    <w:name w:val="Heading 1 Char"/>
+    <w:basedOn w:val="DefaultParagraphFont"/>
+    <w:link w:val="Heading1"/>
+    <w:uiPriority w:val="9"/>
+    <w:rsid w:val="00A10FD9"/>
+    <w:rPr>
+      <w:rFonts w:asciiTheme="majorHAnsi" w:cstheme="majorBidi" w:eastAsiaTheme="majorEastAsia" w:hAnsiTheme="majorHAnsi"/>
+      <w:color w:themeColor="accent1" w:themeShade="BF" w:val="0F4761"/>
+      <w:sz w:val="40"/>
+      <w:szCs w:val="40"/>
+    </w:rPr>
+  </w:style>
+  <w:style w:customStyle="1" w:styleId="Heading2Char" w:type="character">
+    <w:name w:val="Heading 2 Char"/>
+    <w:basedOn w:val="DefaultParagraphFont"/>
+    <w:link w:val="Heading2"/>
+    <w:uiPriority w:val="9"/>
+    <w:semiHidden/>
+    <w:rsid w:val="00A10FD9"/>
+    <w:rPr>
+      <w:rFonts w:asciiTheme="majorHAnsi" w:cstheme="majorBidi" w:eastAsiaTheme="majorEastAsia" w:hAnsiTheme="majorHAnsi"/>
+      <w:color w:themeColor="accent1" w:themeShade="BF" w:val="0F4761"/>
+      <w:sz w:val="32"/>
+      <w:szCs w:val="32"/>
+    </w:rPr>
+  </w:style>
+  <w:style w:customStyle="1" w:styleId="Heading3Char" w:type="character">
+    <w:name w:val="Heading 3 Char"/>
+    <w:basedOn w:val="DefaultParagraphFont"/>
+    <w:link w:val="Heading3"/>
+    <w:uiPriority w:val="9"/>
+    <w:semiHidden/>
+    <w:rsid w:val="00A10FD9"/>
+    <w:rPr>
+      <w:rFonts w:cstheme="majorBidi" w:eastAsiaTheme="majorEastAsia"/>
+      <w:color w:themeColor="accent1" w:themeShade="BF" w:val="0F4761"/>
+      <w:sz w:val="28"/>
+      <w:szCs w:val="28"/>
+    </w:rPr>
+  </w:style>
+  <w:style w:customStyle="1" w:styleId="Heading4Char" w:type="character">
+    <w:name w:val="Heading 4 Char"/>
+    <w:basedOn w:val="DefaultParagraphFont"/>
+    <w:link w:val="Heading4"/>
+    <w:uiPriority w:val="9"/>
+    <w:semiHidden/>
+    <w:rsid w:val="00A10FD9"/>
+    <w:rPr>
+      <w:rFonts w:cstheme="majorBidi" w:eastAsiaTheme="majorEastAsia"/>
+      <w:i/>
+      <w:iCs/>
+      <w:color w:themeColor="accent1" w:themeShade="BF" w:val="0F4761"/>
+    </w:rPr>
+  </w:style>
+  <w:style w:customStyle="1" w:styleId="Heading5Char" w:type="character">
+    <w:name w:val="Heading 5 Char"/>
+    <w:basedOn w:val="DefaultParagraphFont"/>
+    <w:link w:val="Heading5"/>
+    <w:uiPriority w:val="9"/>
+    <w:semiHidden/>
+    <w:rsid w:val="00A10FD9"/>
+    <w:rPr>
+      <w:rFonts w:cstheme="majorBidi" w:eastAsiaTheme="majorEastAsia"/>
+      <w:color w:themeColor="accent1" w:themeShade="BF" w:val="0F4761"/>
+    </w:rPr>
+  </w:style>
+  <w:style w:customStyle="1" w:styleId="Heading6Char" w:type="character">
+    <w:name w:val="Heading 6 Char"/>
+    <w:basedOn w:val="DefaultParagraphFont"/>
+    <w:link w:val="Heading6"/>
+    <w:uiPriority w:val="9"/>
+    <w:semiHidden/>
+    <w:rsid w:val="00A10FD9"/>
+    <w:rPr>
+      <w:rFonts w:cstheme="majorBidi" w:eastAsiaTheme="majorEastAsia"/>
+      <w:i/>
+      <w:iCs/>
+      <w:color w:themeColor="text1" w:themeTint="A6" w:val="595959"/>
+    </w:rPr>
+  </w:style>
+  <w:style w:customStyle="1" w:styleId="Heading7Char" w:type="character">
+    <w:name w:val="Heading 7 Char"/>
+    <w:basedOn w:val="DefaultParagraphFont"/>
+    <w:link w:val="Heading7"/>
+    <w:uiPriority w:val="9"/>
+    <w:semiHidden/>
+    <w:rsid w:val="00A10FD9"/>
+    <w:rPr>
+      <w:rFonts w:cstheme="majorBidi" w:eastAsiaTheme="majorEastAsia"/>
+      <w:color w:themeColor="text1" w:themeTint="A6" w:val="595959"/>
+    </w:rPr>
+  </w:style>
+  <w:style w:customStyle="1" w:styleId="Heading8Char" w:type="character">
+    <w:name w:val="Heading 8 Char"/>
+    <w:basedOn w:val="DefaultParagraphFont"/>
+    <w:link w:val="Heading8"/>
+    <w:uiPriority w:val="9"/>
+    <w:semiHidden/>
+    <w:rsid w:val="00A10FD9"/>
+    <w:rPr>
+      <w:rFonts w:cstheme="majorBidi" w:eastAsiaTheme="majorEastAsia"/>
+      <w:i/>
+      <w:iCs/>
+      <w:color w:themeColor="text1" w:themeTint="D8" w:val="272727"/>
+    </w:rPr>
+  </w:style>
+  <w:style w:customStyle="1" w:styleId="Heading9Char" w:type="character">
+    <w:name w:val="Heading 9 Char"/>
+    <w:basedOn w:val="DefaultParagraphFont"/>
+    <w:link w:val="Heading9"/>
+    <w:uiPriority w:val="9"/>
+    <w:semiHidden/>
+    <w:rsid w:val="00A10FD9"/>
+    <w:rPr>
+      <w:rFonts w:cstheme="majorBidi" w:eastAsiaTheme="majorEastAsia"/>
+      <w:color w:themeColor="text1" w:themeTint="D8" w:val="272727"/>
+    </w:rPr>
+  </w:style>
+  <w:style w:styleId="BlockText" w:type="paragraph">
     <w:name w:val="Block Text"/>
     <w:basedOn w:val="BodyText"/>
     <w:next w:val="BodyText"/>
@@ -2991,11 +3456,11 @@
     <w:unhideWhenUsed/>
     <w:qFormat/>
     <w:pPr>
-      <w:spacing w:before="100" w:after="100"/>
+      <w:spacing w:after="100" w:before="100"/>
       <w:ind w:firstLine="0" w:left="480" w:right="480"/>
     </w:pPr>
   </w:style>
-  <w:style w:type="paragraph" w:styleId="FootnoteText">
+  <w:style w:styleId="FootnoteText" w:type="paragraph">
     <w:name w:val="Footnote Text"/>
     <w:basedOn w:val="Normal"/>
     <w:next w:val="FootnoteText"/>
@@ -3003,28 +3468,48 @@
     <w:unhideWhenUsed/>
     <w:qFormat/>
   </w:style>
-  <w:style w:type="character" w:default="1" w:styleId="DefaultParagraphFont">
+  <w:style w:styleId="FootnoteBlockText" w:type="paragraph">
+    <w:name w:val="Footnote Block Text"/>
+    <w:basedOn w:val="FootnoteText"/>
+    <w:next w:val="FootnoteText"/>
+    <w:uiPriority w:val="9"/>
+    <w:unhideWhenUsed/>
+    <w:qFormat/>
+    <w:pPr>
+      <w:spacing w:after="100" w:before="100"/>
+      <w:ind w:firstLine="0" w:left="480" w:right="480"/>
+    </w:pPr>
+  </w:style>
+  <w:style w:default="1" w:styleId="DefaultParagraphFont" w:type="character">
     <w:name w:val="Default Paragraph Font"/>
     <w:semiHidden/>
     <w:unhideWhenUsed/>
   </w:style>
-  <w:style w:type="table" w:default="1" w:styleId="Table">
+  <w:style w:default="1" w:styleId="Table" w:type="table">
     <w:name w:val="Table"/>
     <w:basedOn w:val="TableNormal"/>
     <w:semiHidden/>
     <w:unhideWhenUsed/>
     <w:qFormat/>
     <w:tblPr>
-      <w:tblInd w:w="0" w:type="dxa"/>
+      <w:tblInd w:type="dxa" w:w="0"/>
       <w:tblCellMar>
-        <w:top w:w="0" w:type="dxa"/>
-        <w:left w:w="108" w:type="dxa"/>
-        <w:bottom w:w="0" w:type="dxa"/>
-        <w:right w:w="108" w:type="dxa"/>
+        <w:top w:type="dxa" w:w="0"/>
+        <w:left w:type="dxa" w:w="108"/>
+        <w:bottom w:type="dxa" w:w="0"/>
+        <w:right w:type="dxa" w:w="108"/>
       </w:tblCellMar>
     </w:tblPr>
-  </w:style>
-  <w:style w:type="paragraph" w:customStyle="1" w:styleId="DefinitionTerm">
+    <w:tblStylePr w:type="firstRow">
+      <w:tcPr>
+        <w:tcBorders>
+          <w:bottom w:val="single"/>
+        </w:tcBorders>
+        <w:vAlign w:val="bottom"/>
+      </w:tcPr>
+    </w:tblStylePr>
+  </w:style>
+  <w:style w:customStyle="1" w:styleId="DefinitionTerm" w:type="paragraph">
     <w:name w:val="Definition Term"/>
     <w:basedOn w:val="Normal"/>
     <w:next w:val="Definition"/>
@@ -3037,49 +3522,49 @@
       <w:b/>
     </w:rPr>
   </w:style>
-  <w:style w:type="paragraph" w:customStyle="1" w:styleId="Definition">
+  <w:style w:customStyle="1" w:styleId="Definition" w:type="paragraph">
     <w:name w:val="Definition"/>
     <w:basedOn w:val="Normal"/>
   </w:style>
-  <w:style w:type="paragraph" w:styleId="Caption">
+  <w:style w:styleId="Caption" w:type="paragraph">
     <w:name w:val="Caption"/>
     <w:basedOn w:val="Normal"/>
     <w:link w:val="BodyTextChar"/>
     <w:pPr>
-      <w:spacing w:before="0" w:after="120"/>
+      <w:spacing w:after="120" w:before="0"/>
     </w:pPr>
     <w:rPr>
       <w:i/>
     </w:rPr>
   </w:style>
-  <w:style w:type="paragraph" w:customStyle="1" w:styleId="TableCaption">
+  <w:style w:customStyle="1" w:styleId="TableCaption" w:type="paragraph">
     <w:name w:val="Table Caption"/>
     <w:basedOn w:val="Caption"/>
     <w:pPr>
       <w:keepNext/>
     </w:pPr>
   </w:style>
-  <w:style w:type="paragraph" w:customStyle="1" w:styleId="ImageCaption">
+  <w:style w:customStyle="1" w:styleId="ImageCaption" w:type="paragraph">
     <w:name w:val="Image Caption"/>
     <w:basedOn w:val="Caption"/>
   </w:style>
-  <w:style w:type="paragraph" w:customStyle="1" w:styleId="Figure">
+  <w:style w:customStyle="1" w:styleId="Figure" w:type="paragraph">
     <w:name w:val="Figure"/>
     <w:basedOn w:val="Normal"/>
   </w:style>
-  <w:style w:type="paragraph" w:customStyle="1" w:styleId="CaptionedFigure">
+  <w:style w:customStyle="1" w:styleId="CaptionedFigure" w:type="paragraph">
     <w:name w:val="Captioned Figure"/>
     <w:basedOn w:val="Figure"/>
     <w:pPr>
       <w:keepNext/>
     </w:pPr>
   </w:style>
-  <w:style w:type="character" w:customStyle="1" w:styleId="BodyTextChar">
+  <w:style w:customStyle="1" w:styleId="BodyTextChar" w:type="character">
     <w:name w:val="Body Text Char"/>
     <w:basedOn w:val="DefaultParagraphFont"/>
     <w:link w:val="BodyText"/>
   </w:style>
-  <w:style w:type="character" w:customStyle="1" w:styleId="VerbatimChar">
+  <w:style w:customStyle="1" w:styleId="VerbatimChar" w:type="character">
     <w:name w:val="Verbatim Char"/>
     <w:basedOn w:val="BodyTextChar"/>
     <w:rPr>
@@ -3087,21 +3572,25 @@
       <w:sz w:val="22"/>
     </w:rPr>
   </w:style>
-  <w:style w:type="character" w:styleId="FootnoteReference">
+  <w:style w:customStyle="1" w:styleId="SectionNumber" w:type="character">
+    <w:name w:val="Section Number"/>
+    <w:basedOn w:val="BodyTextChar"/>
+  </w:style>
+  <w:style w:styleId="FootnoteReference" w:type="character">
     <w:name w:val="Footnote Reference"/>
     <w:basedOn w:val="BodyTextChar"/>
     <w:rPr>
       <w:vertAlign w:val="superscript"/>
     </w:rPr>
   </w:style>
-  <w:style w:type="character" w:styleId="Hyperlink">
+  <w:style w:styleId="Hyperlink" w:type="character">
     <w:name w:val="Hyperlink"/>
     <w:basedOn w:val="BodyTextChar"/>
     <w:rPr>
-      <w:color w:val="4F81BD" w:themeColor="accent1"/>
-    </w:rPr>
-  </w:style>
-  <w:style w:type="paragraph" w:styleId="TOCHeading">
+      <w:color w:themeColor="accent1" w:val="4F81BD"/>
+    </w:rPr>
+  </w:style>
+  <w:style w:styleId="TOCHeading" w:type="paragraph">
     <w:name w:val="TOC Heading"/>
     <w:basedOn w:val="Heading1"/>
     <w:next w:val="BodyText"/>
@@ -3113,10 +3602,10 @@
       <w:outlineLvl w:val="9"/>
     </w:pPr>
     <w:rPr>
-      <w:rFonts w:asciiTheme="majorHAnsi" w:eastAsiaTheme="majorEastAsia" w:hAnsiTheme="majorHAnsi" w:cstheme="majorBidi"/>
+      <w:rFonts w:asciiTheme="majorHAnsi" w:cstheme="majorBidi" w:eastAsiaTheme="majorEastAsia" w:hAnsiTheme="majorHAnsi"/>
       <w:b w:val="0"/>
       <w:bCs w:val="0"/>
-      <w:color w:val="365F91" w:themeColor="accent1" w:themeShade="BF"/>
+      <w:color w:themeColor="accent1" w:themeShade="BF" w:val="365F91"/>
     </w:rPr>
   </w:style>
   <w:style w:type="paragraph" w:customStyle="1" w:styleId="SourceCode">
@@ -3131,8 +3620,8 @@
     <w:name w:val="KeywordTok"/>
     <w:basedOn w:val="VerbatimChar"/>
     <w:rPr>
+      <w:b/>
       <w:color w:val="007020"/>
-      <w:b/>
     </w:rPr>
   </w:style>
   <w:style w:type="character" w:customStyle="1" w:styleId="DataTypeTok">
@@ -3208,40 +3697,43 @@
   <w:style w:type="character" w:customStyle="1" w:styleId="ImportTok">
     <w:name w:val="ImportTok"/>
     <w:basedOn w:val="VerbatimChar"/>
-    <w:rPr/>
+    <w:rPr>
+      <w:b/>
+      <w:color w:val="008000"/>
+    </w:rPr>
   </w:style>
   <w:style w:type="character" w:customStyle="1" w:styleId="CommentTok">
     <w:name w:val="CommentTok"/>
     <w:basedOn w:val="VerbatimChar"/>
     <w:rPr>
+      <w:i/>
       <w:color w:val="60a0b0"/>
-      <w:i/>
     </w:rPr>
   </w:style>
   <w:style w:type="character" w:customStyle="1" w:styleId="DocumentationTok">
     <w:name w:val="DocumentationTok"/>
     <w:basedOn w:val="VerbatimChar"/>
     <w:rPr>
+      <w:i/>
       <w:color w:val="ba2121"/>
-      <w:i/>
     </w:rPr>
   </w:style>
   <w:style w:type="character" w:customStyle="1" w:styleId="AnnotationTok">
     <w:name w:val="AnnotationTok"/>
     <w:basedOn w:val="VerbatimChar"/>
     <w:rPr>
-      <w:color w:val="60a0b0"/>
       <w:b/>
       <w:i/>
+      <w:color w:val="60a0b0"/>
     </w:rPr>
   </w:style>
   <w:style w:type="character" w:customStyle="1" w:styleId="CommentVarTok">
     <w:name w:val="CommentVarTok"/>
     <w:basedOn w:val="VerbatimChar"/>
     <w:rPr>
-      <w:color w:val="60a0b0"/>
       <w:b/>
       <w:i/>
+      <w:color w:val="60a0b0"/>
     </w:rPr>
   </w:style>
   <w:style w:type="character" w:customStyle="1" w:styleId="OtherTok">
@@ -3269,8 +3761,8 @@
     <w:name w:val="ControlFlowTok"/>
     <w:basedOn w:val="VerbatimChar"/>
     <w:rPr>
+      <w:b/>
       <w:color w:val="007020"/>
-      <w:b/>
     </w:rPr>
   </w:style>
   <w:style w:type="character" w:customStyle="1" w:styleId="OperatorTok">
@@ -3283,7 +3775,9 @@
   <w:style w:type="character" w:customStyle="1" w:styleId="BuiltInTok">
     <w:name w:val="BuiltInTok"/>
     <w:basedOn w:val="VerbatimChar"/>
-    <w:rPr/>
+    <w:rPr>
+      <w:color w:val="008000"/>
+    </w:rPr>
   </w:style>
   <w:style w:type="character" w:customStyle="1" w:styleId="ExtensionTok">
     <w:name w:val="ExtensionTok"/>
@@ -3313,34 +3807,34 @@
     <w:name w:val="InformationTok"/>
     <w:basedOn w:val="VerbatimChar"/>
     <w:rPr>
-      <w:color w:val="60a0b0"/>
       <w:b/>
       <w:i/>
+      <w:color w:val="60a0b0"/>
     </w:rPr>
   </w:style>
   <w:style w:type="character" w:customStyle="1" w:styleId="WarningTok">
     <w:name w:val="WarningTok"/>
     <w:basedOn w:val="VerbatimChar"/>
     <w:rPr>
-      <w:color w:val="60a0b0"/>
       <w:b/>
       <w:i/>
+      <w:color w:val="60a0b0"/>
     </w:rPr>
   </w:style>
   <w:style w:type="character" w:customStyle="1" w:styleId="AlertTok">
     <w:name w:val="AlertTok"/>
     <w:basedOn w:val="VerbatimChar"/>
     <w:rPr>
+      <w:b/>
       <w:color w:val="ff0000"/>
-      <w:b/>
     </w:rPr>
   </w:style>
   <w:style w:type="character" w:customStyle="1" w:styleId="ErrorTok">
     <w:name w:val="ErrorTok"/>
     <w:basedOn w:val="VerbatimChar"/>
     <w:rPr>
+      <w:b/>
       <w:color w:val="ff0000"/>
-      <w:b/>
     </w:rPr>
   </w:style>
   <w:style w:type="character" w:customStyle="1" w:styleId="NormalTok">
@@ -3362,44 +3856,44 @@
         <a:sysClr val="window" lastClr="FFFFFF"/>
       </a:lt1>
       <a:dk2>
-        <a:srgbClr val="1F497D"/>
+        <a:srgbClr val="0E2841"/>
       </a:dk2>
       <a:lt2>
-        <a:srgbClr val="EEECE1"/>
+        <a:srgbClr val="E8E8E8"/>
       </a:lt2>
       <a:accent1>
-        <a:srgbClr val="4F81BD"/>
+        <a:srgbClr val="156082"/>
       </a:accent1>
       <a:accent2>
-        <a:srgbClr val="C0504D"/>
+        <a:srgbClr val="E97132"/>
       </a:accent2>
       <a:accent3>
-        <a:srgbClr val="9BBB59"/>
+        <a:srgbClr val="196B24"/>
       </a:accent3>
       <a:accent4>
-        <a:srgbClr val="8064A2"/>
+        <a:srgbClr val="0F9ED5"/>
       </a:accent4>
       <a:accent5>
-        <a:srgbClr val="4BACC6"/>
+        <a:srgbClr val="A02B93"/>
       </a:accent5>
       <a:accent6>
-        <a:srgbClr val="F79646"/>
+        <a:srgbClr val="4EA72E"/>
       </a:accent6>
       <a:hlink>
-        <a:srgbClr val="0000FF"/>
+        <a:srgbClr val="467886"/>
       </a:hlink>
       <a:folHlink>
-        <a:srgbClr val="800080"/>
+        <a:srgbClr val="96607D"/>
       </a:folHlink>
     </a:clrScheme>
     <a:fontScheme name="Office">
       <a:majorFont>
-        <a:latin typeface="Calibri"/>
+        <a:latin typeface="Aptos Display" panose="02110004020202020204"/>
         <a:ea typeface=""/>
         <a:cs typeface=""/>
-        <a:font script="Jpan" typeface="ＭＳ ゴシック"/>
+        <a:font script="Jpan" typeface="游ゴシック Light"/>
         <a:font script="Hang" typeface="맑은 고딕"/>
-        <a:font script="Hans" typeface="宋体"/>
+        <a:font script="Hans" typeface="等线 Light"/>
         <a:font script="Hant" typeface="新細明體"/>
         <a:font script="Arab" typeface="Times New Roman"/>
         <a:font script="Hebr" typeface="Times New Roman"/>
@@ -3426,14 +3920,32 @@
         <a:font script="Mong" typeface="Mongolian Baiti"/>
         <a:font script="Viet" typeface="Times New Roman"/>
         <a:font script="Uigh" typeface="Microsoft Uighur"/>
+        <a:font script="Geor" typeface="Sylfaen"/>
+        <a:font script="Armn" typeface="Arial"/>
+        <a:font script="Bugi" typeface="Leelawadee UI"/>
+        <a:font script="Bopo" typeface="Microsoft JhengHei"/>
+        <a:font script="Java" typeface="Javanese Text"/>
+        <a:font script="Lisu" typeface="Segoe UI"/>
+        <a:font script="Mymr" typeface="Myanmar Text"/>
+        <a:font script="Nkoo" typeface="Ebrima"/>
+        <a:font script="Olck" typeface="Nirmala UI"/>
+        <a:font script="Osma" typeface="Ebrima"/>
+        <a:font script="Phag" typeface="Phagspa"/>
+        <a:font script="Syrn" typeface="Estrangelo Edessa"/>
+        <a:font script="Syrj" typeface="Estrangelo Edessa"/>
+        <a:font script="Syre" typeface="Estrangelo Edessa"/>
+        <a:font script="Sora" typeface="Nirmala UI"/>
+        <a:font script="Tale" typeface="Microsoft Tai Le"/>
+        <a:font script="Talu" typeface="Microsoft New Tai Lue"/>
+        <a:font script="Tfng" typeface="Ebrima"/>
       </a:majorFont>
       <a:minorFont>
-        <a:latin typeface="Cambria"/>
+        <a:latin typeface="Aptos" panose="02110004020202020204"/>
         <a:ea typeface=""/>
         <a:cs typeface=""/>
-        <a:font script="Jpan" typeface="ＭＳ 明朝"/>
+        <a:font script="Jpan" typeface="游明朝"/>
         <a:font script="Hang" typeface="맑은 고딕"/>
-        <a:font script="Hans" typeface="宋体"/>
+        <a:font script="Hans" typeface="等线"/>
         <a:font script="Hant" typeface="新細明體"/>
         <a:font script="Arab" typeface="Arial"/>
         <a:font script="Hebr" typeface="Arial"/>
@@ -3460,6 +3972,24 @@
         <a:font script="Mong" typeface="Mongolian Baiti"/>
         <a:font script="Viet" typeface="Arial"/>
         <a:font script="Uigh" typeface="Microsoft Uighur"/>
+        <a:font script="Geor" typeface="Sylfaen"/>
+        <a:font script="Armn" typeface="Arial"/>
+        <a:font script="Bugi" typeface="Leelawadee UI"/>
+        <a:font script="Bopo" typeface="Microsoft JhengHei"/>
+        <a:font script="Java" typeface="Javanese Text"/>
+        <a:font script="Lisu" typeface="Segoe UI"/>
+        <a:font script="Mymr" typeface="Myanmar Text"/>
+        <a:font script="Nkoo" typeface="Ebrima"/>
+        <a:font script="Olck" typeface="Nirmala UI"/>
+        <a:font script="Osma" typeface="Ebrima"/>
+        <a:font script="Phag" typeface="Phagspa"/>
+        <a:font script="Syrn" typeface="Estrangelo Edessa"/>
+        <a:font script="Syrj" typeface="Estrangelo Edessa"/>
+        <a:font script="Syre" typeface="Estrangelo Edessa"/>
+        <a:font script="Sora" typeface="Nirmala UI"/>
+        <a:font script="Tale" typeface="Microsoft Tai Le"/>
+        <a:font script="Talu" typeface="Microsoft New Tai Lue"/>
+        <a:font script="Tfng" typeface="Ebrima"/>
       </a:minorFont>
     </a:fontScheme>
     <a:fmtScheme name="Office">
@@ -3471,200 +4001,141 @@
           <a:gsLst>
             <a:gs pos="0">
               <a:schemeClr val="phClr">
-                <a:tint val="50000"/>
-                <a:satMod val="300000"/>
+                <a:lumMod val="110000"/>
+                <a:satMod val="105000"/>
+                <a:tint val="67000"/>
               </a:schemeClr>
             </a:gs>
-            <a:gs pos="35000">
+            <a:gs pos="50000">
               <a:schemeClr val="phClr">
-                <a:tint val="37000"/>
-                <a:satMod val="300000"/>
+                <a:lumMod val="105000"/>
+                <a:satMod val="103000"/>
+                <a:tint val="73000"/>
               </a:schemeClr>
             </a:gs>
             <a:gs pos="100000">
               <a:schemeClr val="phClr">
-                <a:tint val="15000"/>
-                <a:satMod val="350000"/>
+                <a:lumMod val="105000"/>
+                <a:satMod val="109000"/>
+                <a:tint val="81000"/>
               </a:schemeClr>
             </a:gs>
           </a:gsLst>
-          <a:lin ang="16200000" scaled="1"/>
+          <a:lin ang="5400000" scaled="0"/>
         </a:gradFill>
         <a:gradFill rotWithShape="1">
           <a:gsLst>
             <a:gs pos="0">
               <a:schemeClr val="phClr">
-                <a:tint val="100000"/>
+                <a:satMod val="103000"/>
+                <a:lumMod val="102000"/>
+                <a:tint val="94000"/>
+              </a:schemeClr>
+            </a:gs>
+            <a:gs pos="50000">
+              <a:schemeClr val="phClr">
+                <a:satMod val="110000"/>
+                <a:lumMod val="100000"/>
                 <a:shade val="100000"/>
-                <a:satMod val="130000"/>
               </a:schemeClr>
             </a:gs>
             <a:gs pos="100000">
               <a:schemeClr val="phClr">
-                <a:tint val="50000"/>
-                <a:shade val="100000"/>
-                <a:satMod val="350000"/>
+                <a:lumMod val="99000"/>
+                <a:satMod val="120000"/>
+                <a:shade val="78000"/>
               </a:schemeClr>
             </a:gs>
           </a:gsLst>
-          <a:lin ang="16200000" scaled="0"/>
+          <a:lin ang="5400000" scaled="0"/>
         </a:gradFill>
       </a:fillStyleLst>
       <a:lnStyleLst>
-        <a:ln w="9525" cap="flat" cmpd="sng" algn="ctr">
-          <a:solidFill>
-            <a:schemeClr val="phClr">
-              <a:shade val="95000"/>
-              <a:satMod val="105000"/>
-            </a:schemeClr>
-          </a:solidFill>
-          <a:prstDash val="solid"/>
-        </a:ln>
-        <a:ln w="25400" cap="flat" cmpd="sng" algn="ctr">
+        <a:ln w="6350" cap="flat" cmpd="sng" algn="ctr">
           <a:solidFill>
             <a:schemeClr val="phClr"/>
           </a:solidFill>
           <a:prstDash val="solid"/>
+          <a:miter lim="800000"/>
         </a:ln>
-        <a:ln w="38100" cap="flat" cmpd="sng" algn="ctr">
+        <a:ln w="12700" cap="flat" cmpd="sng" algn="ctr">
           <a:solidFill>
             <a:schemeClr val="phClr"/>
           </a:solidFill>
           <a:prstDash val="solid"/>
+          <a:miter lim="800000"/>
+        </a:ln>
+        <a:ln w="19050" cap="flat" cmpd="sng" algn="ctr">
+          <a:solidFill>
+            <a:schemeClr val="phClr"/>
+          </a:solidFill>
+          <a:prstDash val="solid"/>
+          <a:miter lim="800000"/>
         </a:ln>
       </a:lnStyleLst>
       <a:effectStyleLst>
         <a:effectStyle>
+          <a:effectLst/>
+        </a:effectStyle>
+        <a:effectStyle>
+          <a:effectLst/>
+        </a:effectStyle>
+        <a:effectStyle>
           <a:effectLst>
-            <a:outerShdw blurRad="40000" dist="20000" dir="5400000" rotWithShape="0">
+            <a:outerShdw blurRad="57150" dist="19050" dir="5400000" algn="ctr" rotWithShape="0">
               <a:srgbClr val="000000">
-                <a:alpha val="38000"/>
+                <a:alpha val="63000"/>
               </a:srgbClr>
             </a:outerShdw>
           </a:effectLst>
-        </a:effectStyle>
-        <a:effectStyle>
-          <a:effectLst>
-            <a:outerShdw blurRad="40000" dist="23000" dir="5400000" rotWithShape="0">
-              <a:srgbClr val="000000">
-                <a:alpha val="35000"/>
-              </a:srgbClr>
-            </a:outerShdw>
-          </a:effectLst>
-        </a:effectStyle>
-        <a:effectStyle>
-          <a:effectLst>
-            <a:outerShdw blurRad="40000" dist="23000" dir="5400000" rotWithShape="0">
-              <a:srgbClr val="000000">
-                <a:alpha val="35000"/>
-              </a:srgbClr>
-            </a:outerShdw>
-          </a:effectLst>
-          <a:scene3d>
-            <a:camera prst="orthographicFront">
-              <a:rot lat="0" lon="0" rev="0"/>
-            </a:camera>
-            <a:lightRig rig="threePt" dir="t">
-              <a:rot lat="0" lon="0" rev="1200000"/>
-            </a:lightRig>
-          </a:scene3d>
-          <a:sp3d>
-            <a:bevelT w="63500" h="25400"/>
-          </a:sp3d>
         </a:effectStyle>
       </a:effectStyleLst>
       <a:bgFillStyleLst>
         <a:solidFill>
           <a:schemeClr val="phClr"/>
         </a:solidFill>
+        <a:solidFill>
+          <a:schemeClr val="phClr">
+            <a:tint val="95000"/>
+            <a:satMod val="170000"/>
+          </a:schemeClr>
+        </a:solidFill>
         <a:gradFill rotWithShape="1">
           <a:gsLst>
             <a:gs pos="0">
               <a:schemeClr val="phClr">
-                <a:tint val="40000"/>
-                <a:satMod val="350000"/>
+                <a:tint val="93000"/>
+                <a:satMod val="150000"/>
+                <a:shade val="98000"/>
+                <a:lumMod val="102000"/>
               </a:schemeClr>
             </a:gs>
-            <a:gs pos="40000">
+            <a:gs pos="50000">
               <a:schemeClr val="phClr">
-                <a:tint val="45000"/>
-                <a:shade val="99000"/>
-                <a:satMod val="350000"/>
+                <a:tint val="98000"/>
+                <a:satMod val="130000"/>
+                <a:shade val="90000"/>
+                <a:lumMod val="103000"/>
               </a:schemeClr>
             </a:gs>
             <a:gs pos="100000">
               <a:schemeClr val="phClr">
-                <a:shade val="20000"/>
-                <a:satMod val="255000"/>
+                <a:shade val="63000"/>
+                <a:satMod val="120000"/>
               </a:schemeClr>
             </a:gs>
           </a:gsLst>
-          <a:path path="circle">
-            <a:fillToRect l="50000" t="-80000" r="50000" b="180000"/>
-          </a:path>
-        </a:gradFill>
-        <a:gradFill rotWithShape="1">
-          <a:gsLst>
-            <a:gs pos="0">
-              <a:schemeClr val="phClr">
-                <a:tint val="80000"/>
-                <a:satMod val="300000"/>
-              </a:schemeClr>
-            </a:gs>
-            <a:gs pos="100000">
-              <a:schemeClr val="phClr">
-                <a:shade val="30000"/>
-                <a:satMod val="200000"/>
-              </a:schemeClr>
-            </a:gs>
-          </a:gsLst>
-          <a:path path="circle">
-            <a:fillToRect l="50000" t="50000" r="50000" b="50000"/>
-          </a:path>
+          <a:lin ang="5400000" scaled="0"/>
         </a:gradFill>
       </a:bgFillStyleLst>
     </a:fmtScheme>
   </a:themeElements>
-  <a:objectDefaults>
-    <a:spDef>
-      <a:spPr/>
-      <a:bodyPr/>
-      <a:lstStyle/>
-      <a:style>
-        <a:lnRef idx="1">
-          <a:schemeClr val="accent1"/>
-        </a:lnRef>
-        <a:fillRef idx="3">
-          <a:schemeClr val="accent1"/>
-        </a:fillRef>
-        <a:effectRef idx="2">
-          <a:schemeClr val="accent1"/>
-        </a:effectRef>
-        <a:fontRef idx="minor">
-          <a:schemeClr val="lt1"/>
-        </a:fontRef>
-      </a:style>
-    </a:spDef>
-    <a:lnDef>
-      <a:spPr/>
-      <a:bodyPr/>
-      <a:lstStyle/>
-      <a:style>
-        <a:lnRef idx="2">
-          <a:schemeClr val="accent1"/>
-        </a:lnRef>
-        <a:fillRef idx="0">
-          <a:schemeClr val="accent1"/>
-        </a:fillRef>
-        <a:effectRef idx="1">
-          <a:schemeClr val="accent1"/>
-        </a:effectRef>
-        <a:fontRef idx="minor">
-          <a:schemeClr val="tx1"/>
-        </a:fontRef>
-      </a:style>
-    </a:lnDef>
-  </a:objectDefaults>
+  <a:objectDefaults/>
   <a:extraClrSchemeLst/>
+  <a:extLst>
+    <a:ext uri="{05A4C25C-085E-4340-85A3-A5531E510DB2}">
+      <thm15:themeFamily xmlns:thm15="http://schemas.microsoft.com/office/thememl/2012/main" name="Office Theme" id="{2E142A2C-CD16-42D6-873A-C26D2A0506FA}" vid="{1BDDFF52-6CD6-40A5-AB3C-68EB2F1E4D0A}"/>
+    </a:ext>
+  </a:extLst>
 </a:theme>
 </file>
--- a/Project_Docs_D7/ChangeLog_and_Version_History.docx
+++ b/Project_Docs_D7/ChangeLog_and_Version_History.docx
@@ -2,7 +2,7 @@
 <file path=word/document.xml><?xml version="1.0" encoding="utf-8"?>
 <w:document xmlns:w="http://schemas.openxmlformats.org/wordprocessingml/2006/main" xmlns:m="http://schemas.openxmlformats.org/officeDocument/2006/math" xmlns:r="http://schemas.openxmlformats.org/officeDocument/2006/relationships" xmlns:o="urn:schemas-microsoft-com:office:office" xmlns:v="urn:schemas-microsoft-com:vml" xmlns:w10="urn:schemas-microsoft-com:office:word" xmlns:a="http://schemas.openxmlformats.org/drawingml/2006/main" xmlns:pic="http://schemas.openxmlformats.org/drawingml/2006/picture" xmlns:wp="http://schemas.openxmlformats.org/drawingml/2006/wordprocessingDrawing">
   <w:body>
-    <w:bookmarkStart w:id="24" w:name="changelog-and-version-history"/>
+    <w:bookmarkStart w:id="23" w:name="changelog-and-version-history"/>
     <w:p>
       <w:pPr>
         <w:pStyle w:val="Heading1"/>
@@ -41,14 +41,9 @@
       <w:r>
         <w:t xml:space="preserve"> </w:t>
       </w:r>
-      <w:hyperlink r:id="rId9">
-        <w:r>
-          <w:rPr>
-            <w:rStyle w:val="Hyperlink"/>
-          </w:rPr>
-          <w:t xml:space="preserve">https://github.com/Omnilore-DB/Scheduler</w:t>
-        </w:r>
-      </w:hyperlink>
+      <w:r>
+        <w:t xml:space="preserve">https://github.com/Omnilore-DB/Scheduler</w:t>
+      </w:r>
       <w:r>
         <w:t xml:space="preserve"> </w:t>
       </w:r>
@@ -74,7 +69,7 @@
         <w:pStyle w:val="BodyText"/>
       </w:pPr>
       <w:r>
-        <w:t xml:space="preserve">This is the project-level change log for CSCI 401 Team 34's 2026 contribution to the Omnilore Scheduler. For program-behavior deviations from the previous desktop application (e.g., 6-class support, mail-merge column changes), see the repository-root</w:t>
+        <w:t xml:space="preserve">This is the project-level change log for CSCI 401 Team 34’s 2026 contribution to the Omnilore Scheduler. For program-behavior deviations from the previous desktop application (e.g., 6-class support, mail-merge column changes), see the repository-root</w:t>
       </w:r>
       <w:r>
         <w:t xml:space="preserve"> </w:t>
@@ -89,7 +84,7 @@
         <w:t xml:space="preserve">.</w:t>
       </w:r>
     </w:p>
-    <w:bookmarkStart w:id="10" w:name="how-to-tag-the-final-d7-release"/>
+    <w:bookmarkStart w:id="9" w:name="how-to-tag-the-final-d7-release"/>
     <w:p>
       <w:pPr>
         <w:pStyle w:val="Heading2"/>
@@ -297,8 +292,8 @@
         <w:t xml:space="preserve">once the tag exists.</w:t>
       </w:r>
     </w:p>
-    <w:bookmarkEnd w:id="10"/>
-    <w:bookmarkStart w:id="19" w:name="per-deliverable-history"/>
+    <w:bookmarkEnd w:id="9"/>
+    <w:bookmarkStart w:id="17" w:name="per-deliverable-history"/>
     <w:p>
       <w:pPr>
         <w:pStyle w:val="Heading2"/>
@@ -307,7 +302,7 @@
         <w:t xml:space="preserve">Per-deliverable history</w:t>
       </w:r>
     </w:p>
-    <w:bookmarkStart w:id="11" w:name="Xbcd7ca5cf56747f2c69734a610b12778be0a89e"/>
+    <w:bookmarkStart w:id="10" w:name="X960f8c9e5f8420129da4c96d20735521195a190"/>
     <w:p>
       <w:pPr>
         <w:pStyle w:val="Heading3"/>
@@ -434,82 +429,263 @@
         <w:t xml:space="preserve">Prospective schedule for D2–D7 published.</w:t>
       </w:r>
     </w:p>
+    <w:bookmarkEnd w:id="10"/>
+    <w:bookmarkStart w:id="11" w:name="Xa4484db84d49d87387aeb70f0d2d0dc9353c0de"/>
+    <w:p>
+      <w:pPr>
+        <w:pStyle w:val="Heading3"/>
+      </w:pPr>
+      <w:r>
+        <w:t xml:space="preserve">Deliverable 2 — Codebase review and plan (submitted 2026-02-08)</w:t>
+      </w:r>
+    </w:p>
+    <w:p>
+      <w:pPr>
+        <w:pStyle w:val="Compact"/>
+        <w:numPr>
+          <w:ilvl w:val="0"/>
+          <w:numId w:val="1003"/>
+        </w:numPr>
+      </w:pPr>
+      <w:r>
+        <w:t xml:space="preserve">Local environments set up; existing Flutter desktop codebase reviewed.</w:t>
+      </w:r>
+    </w:p>
+    <w:p>
+      <w:pPr>
+        <w:pStyle w:val="Compact"/>
+        <w:numPr>
+          <w:ilvl w:val="0"/>
+          <w:numId w:val="1003"/>
+        </w:numPr>
+      </w:pPr>
+      <w:r>
+        <w:t xml:space="preserve">Web-porting feasibility confirmed;</w:t>
+      </w:r>
+      <w:r>
+        <w:t xml:space="preserve"> </w:t>
+      </w:r>
+      <w:r>
+        <w:rPr>
+          <w:rStyle w:val="VerbatimChar"/>
+        </w:rPr>
+        <w:t xml:space="preserve">dart:io</w:t>
+      </w:r>
+      <w:r>
+        <w:t xml:space="preserve">,</w:t>
+      </w:r>
+      <w:r>
+        <w:t xml:space="preserve"> </w:t>
+      </w:r>
+      <w:r>
+        <w:rPr>
+          <w:rStyle w:val="VerbatimChar"/>
+        </w:rPr>
+        <w:t xml:space="preserve">desktop_window</w:t>
+      </w:r>
+      <w:r>
+        <w:t xml:space="preserve">, and OS file dialogs identified as the conversion blockers.</w:t>
+      </w:r>
+    </w:p>
+    <w:p>
+      <w:pPr>
+        <w:pStyle w:val="Compact"/>
+        <w:numPr>
+          <w:ilvl w:val="0"/>
+          <w:numId w:val="1003"/>
+        </w:numPr>
+      </w:pPr>
+      <w:r>
+        <w:t xml:space="preserve">Task breakdown and per-developer assignments finalized.</w:t>
+      </w:r>
+    </w:p>
+    <w:p>
+      <w:pPr>
+        <w:pStyle w:val="Compact"/>
+        <w:numPr>
+          <w:ilvl w:val="0"/>
+          <w:numId w:val="1003"/>
+        </w:numPr>
+      </w:pPr>
+      <w:r>
+        <w:t xml:space="preserve">Working notes:</w:t>
+      </w:r>
+      <w:r>
+        <w:t xml:space="preserve"> </w:t>
+      </w:r>
+      <w:r>
+        <w:rPr>
+          <w:rStyle w:val="VerbatimChar"/>
+        </w:rPr>
+        <w:t xml:space="preserve">docs/deliverable2_codebase_review.md</w:t>
+      </w:r>
+      <w:r>
+        <w:t xml:space="preserve">,</w:t>
+      </w:r>
+      <w:r>
+        <w:t xml:space="preserve"> </w:t>
+      </w:r>
+      <w:r>
+        <w:rPr>
+          <w:rStyle w:val="VerbatimChar"/>
+        </w:rPr>
+        <w:t xml:space="preserve">docs/platform_gating_rules.md</w:t>
+      </w:r>
+      <w:r>
+        <w:t xml:space="preserve">.</w:t>
+      </w:r>
+    </w:p>
     <w:bookmarkEnd w:id="11"/>
-    <w:bookmarkStart w:id="12" w:name="X1b320c0773d017b6441372c91df376a7ae5245a"/>
+    <w:bookmarkStart w:id="12" w:name="X0c3965ca41f7aed8503942908fe2257d6a4a6df"/>
     <w:p>
       <w:pPr>
         <w:pStyle w:val="Heading3"/>
       </w:pPr>
       <w:r>
-        <w:t xml:space="preserve">Deliverable 2 — Codebase review and plan (submitted 2026-02-08)</w:t>
-      </w:r>
-    </w:p>
-    <w:p>
-      <w:pPr>
-        <w:pStyle w:val="Compact"/>
-        <w:numPr>
-          <w:ilvl w:val="0"/>
-          <w:numId w:val="1003"/>
-        </w:numPr>
-      </w:pPr>
-      <w:r>
-        <w:t xml:space="preserve">Local environments set up; existing Flutter desktop codebase reviewed.</w:t>
-      </w:r>
-    </w:p>
-    <w:p>
-      <w:pPr>
-        <w:pStyle w:val="Compact"/>
-        <w:numPr>
-          <w:ilvl w:val="0"/>
-          <w:numId w:val="1003"/>
-        </w:numPr>
-      </w:pPr>
-      <w:r>
-        <w:t xml:space="preserve">Web-porting feasibility confirmed;</w:t>
-      </w:r>
-      <w:r>
-        <w:t xml:space="preserve"> </w:t>
-      </w:r>
-      <w:r>
-        <w:rPr>
-          <w:rStyle w:val="VerbatimChar"/>
-        </w:rPr>
-        <w:t xml:space="preserve">dart:io</w:t>
-      </w:r>
-      <w:r>
-        <w:t xml:space="preserve">,</w:t>
-      </w:r>
-      <w:r>
-        <w:t xml:space="preserve"> </w:t>
-      </w:r>
-      <w:r>
-        <w:rPr>
-          <w:rStyle w:val="VerbatimChar"/>
-        </w:rPr>
-        <w:t xml:space="preserve">desktop_window</w:t>
-      </w:r>
-      <w:r>
-        <w:t xml:space="preserve">, and OS file dialogs identified as the conversion blockers.</w:t>
-      </w:r>
-    </w:p>
-    <w:p>
-      <w:pPr>
-        <w:pStyle w:val="Compact"/>
-        <w:numPr>
-          <w:ilvl w:val="0"/>
-          <w:numId w:val="1003"/>
-        </w:numPr>
-      </w:pPr>
-      <w:r>
-        <w:t xml:space="preserve">Task breakdown and per-developer assignments finalized.</w:t>
-      </w:r>
-    </w:p>
-    <w:p>
-      <w:pPr>
-        <w:pStyle w:val="Compact"/>
-        <w:numPr>
-          <w:ilvl w:val="0"/>
-          <w:numId w:val="1003"/>
+        <w:t xml:space="preserve">Deliverable 3 — Web migration begins (submitted 2026-02-22)</w:t>
+      </w:r>
+    </w:p>
+    <w:p>
+      <w:pPr>
+        <w:pStyle w:val="Compact"/>
+        <w:numPr>
+          <w:ilvl w:val="0"/>
+          <w:numId w:val="1004"/>
+        </w:numPr>
+      </w:pPr>
+      <w:r>
+        <w:t xml:space="preserve">First Flutter Web build runs.</w:t>
+      </w:r>
+    </w:p>
+    <w:p>
+      <w:pPr>
+        <w:pStyle w:val="Compact"/>
+        <w:numPr>
+          <w:ilvl w:val="0"/>
+          <w:numId w:val="1004"/>
+        </w:numPr>
+      </w:pPr>
+      <w:r>
+        <w:t xml:space="preserve">Conditional-import pattern adopted for I/O, downloads, autosave, and window sizing (</w:t>
+      </w:r>
+      <w:r>
+        <w:rPr>
+          <w:rStyle w:val="VerbatimChar"/>
+        </w:rPr>
+        <w:t xml:space="preserve">*_factory.dart</w:t>
+      </w:r>
+      <w:r>
+        <w:t xml:space="preserve"> </w:t>
+      </w:r>
+      <w:r>
+        <w:t xml:space="preserve">+</w:t>
+      </w:r>
+      <w:r>
+        <w:t xml:space="preserve"> </w:t>
+      </w:r>
+      <w:r>
+        <w:rPr>
+          <w:rStyle w:val="VerbatimChar"/>
+        </w:rPr>
+        <w:t xml:space="preserve">*_stub.dart</w:t>
+      </w:r>
+      <w:r>
+        <w:t xml:space="preserve"> </w:t>
+      </w:r>
+      <w:r>
+        <w:t xml:space="preserve">+</w:t>
+      </w:r>
+      <w:r>
+        <w:t xml:space="preserve"> </w:t>
+      </w:r>
+      <w:r>
+        <w:rPr>
+          <w:rStyle w:val="VerbatimChar"/>
+        </w:rPr>
+        <w:t xml:space="preserve">*_io.dart</w:t>
+      </w:r>
+      <w:r>
+        <w:t xml:space="preserve"> </w:t>
+      </w:r>
+      <w:r>
+        <w:t xml:space="preserve">/</w:t>
+      </w:r>
+      <w:r>
+        <w:t xml:space="preserve"> </w:t>
+      </w:r>
+      <w:r>
+        <w:rPr>
+          <w:rStyle w:val="VerbatimChar"/>
+        </w:rPr>
+        <w:t xml:space="preserve">*_web.dart</w:t>
+      </w:r>
+      <w:r>
+        <w:t xml:space="preserve"> </w:t>
+      </w:r>
+      <w:r>
+        <w:t xml:space="preserve">triples).</w:t>
+      </w:r>
+    </w:p>
+    <w:p>
+      <w:pPr>
+        <w:pStyle w:val="Compact"/>
+        <w:numPr>
+          <w:ilvl w:val="0"/>
+          <w:numId w:val="1004"/>
+        </w:numPr>
+      </w:pPr>
+      <w:r>
+        <w:rPr>
+          <w:rStyle w:val="VerbatimChar"/>
+        </w:rPr>
+        <w:t xml:space="preserve">scripts/check_platform_gating.sh</w:t>
+      </w:r>
+      <w:r>
+        <w:t xml:space="preserve"> </w:t>
+      </w:r>
+      <w:r>
+        <w:t xml:space="preserve">introduced as a static guard; matched by</w:t>
+      </w:r>
+      <w:r>
+        <w:t xml:space="preserve"> </w:t>
+      </w:r>
+      <w:r>
+        <w:rPr>
+          <w:rStyle w:val="VerbatimChar"/>
+        </w:rPr>
+        <w:t xml:space="preserve">test/platform_gating_test.dart</w:t>
+      </w:r>
+      <w:r>
+        <w:t xml:space="preserve">.</w:t>
+      </w:r>
+    </w:p>
+    <w:p>
+      <w:pPr>
+        <w:pStyle w:val="Compact"/>
+        <w:numPr>
+          <w:ilvl w:val="0"/>
+          <w:numId w:val="1004"/>
+        </w:numPr>
+      </w:pPr>
+      <w:r>
+        <w:t xml:space="preserve">Initial CI (</w:t>
+      </w:r>
+      <w:r>
+        <w:rPr>
+          <w:rStyle w:val="VerbatimChar"/>
+        </w:rPr>
+        <w:t xml:space="preserve">.github/workflows/test.yml</w:t>
+      </w:r>
+      <w:r>
+        <w:t xml:space="preserve">) introduced: gating check + analyze + test.</w:t>
+      </w:r>
+    </w:p>
+    <w:p>
+      <w:pPr>
+        <w:pStyle w:val="Compact"/>
+        <w:numPr>
+          <w:ilvl w:val="0"/>
+          <w:numId w:val="1004"/>
         </w:numPr>
       </w:pPr>
       <w:r>
@@ -522,195 +698,14 @@
         <w:rPr>
           <w:rStyle w:val="VerbatimChar"/>
         </w:rPr>
-        <w:t xml:space="preserve">docs/deliverable2_codebase_review.md</w:t>
-      </w:r>
-      <w:r>
-        <w:t xml:space="preserve">,</w:t>
-      </w:r>
-      <w:r>
-        <w:t xml:space="preserve"> </w:t>
-      </w:r>
-      <w:r>
-        <w:rPr>
-          <w:rStyle w:val="VerbatimChar"/>
-        </w:rPr>
-        <w:t xml:space="preserve">docs/platform_gating_rules.md</w:t>
+        <w:t xml:space="preserve">docs/deliverable3_progress_update.md</w:t>
       </w:r>
       <w:r>
         <w:t xml:space="preserve">.</w:t>
       </w:r>
     </w:p>
     <w:bookmarkEnd w:id="12"/>
-    <w:bookmarkStart w:id="13" w:name="X29402ca0abd61d5eec0f7d25b44652b97325609"/>
-    <w:p>
-      <w:pPr>
-        <w:pStyle w:val="Heading3"/>
-      </w:pPr>
-      <w:r>
-        <w:t xml:space="preserve">Deliverable 3 — Web migration begins (submitted 2026-02-22)</w:t>
-      </w:r>
-    </w:p>
-    <w:p>
-      <w:pPr>
-        <w:pStyle w:val="Compact"/>
-        <w:numPr>
-          <w:ilvl w:val="0"/>
-          <w:numId w:val="1004"/>
-        </w:numPr>
-      </w:pPr>
-      <w:r>
-        <w:t xml:space="preserve">First Flutter Web build runs.</w:t>
-      </w:r>
-    </w:p>
-    <w:p>
-      <w:pPr>
-        <w:pStyle w:val="Compact"/>
-        <w:numPr>
-          <w:ilvl w:val="0"/>
-          <w:numId w:val="1004"/>
-        </w:numPr>
-      </w:pPr>
-      <w:r>
-        <w:t xml:space="preserve">Conditional-import pattern adopted for I/O, downloads, autosave, and window sizing (</w:t>
-      </w:r>
-      <w:r>
-        <w:rPr>
-          <w:rStyle w:val="VerbatimChar"/>
-        </w:rPr>
-        <w:t xml:space="preserve">*_factory.dart</w:t>
-      </w:r>
-      <w:r>
-        <w:t xml:space="preserve"> </w:t>
-      </w:r>
-      <w:r>
-        <w:t xml:space="preserve">+</w:t>
-      </w:r>
-      <w:r>
-        <w:t xml:space="preserve"> </w:t>
-      </w:r>
-      <w:r>
-        <w:rPr>
-          <w:rStyle w:val="VerbatimChar"/>
-        </w:rPr>
-        <w:t xml:space="preserve">*_stub.dart</w:t>
-      </w:r>
-      <w:r>
-        <w:t xml:space="preserve"> </w:t>
-      </w:r>
-      <w:r>
-        <w:t xml:space="preserve">+</w:t>
-      </w:r>
-      <w:r>
-        <w:t xml:space="preserve"> </w:t>
-      </w:r>
-      <w:r>
-        <w:rPr>
-          <w:rStyle w:val="VerbatimChar"/>
-        </w:rPr>
-        <w:t xml:space="preserve">*_io.dart</w:t>
-      </w:r>
-      <w:r>
-        <w:t xml:space="preserve"> </w:t>
-      </w:r>
-      <w:r>
-        <w:t xml:space="preserve">/</w:t>
-      </w:r>
-      <w:r>
-        <w:t xml:space="preserve"> </w:t>
-      </w:r>
-      <w:r>
-        <w:rPr>
-          <w:rStyle w:val="VerbatimChar"/>
-        </w:rPr>
-        <w:t xml:space="preserve">*_web.dart</w:t>
-      </w:r>
-      <w:r>
-        <w:t xml:space="preserve"> </w:t>
-      </w:r>
-      <w:r>
-        <w:t xml:space="preserve">triples).</w:t>
-      </w:r>
-    </w:p>
-    <w:p>
-      <w:pPr>
-        <w:pStyle w:val="Compact"/>
-        <w:numPr>
-          <w:ilvl w:val="0"/>
-          <w:numId w:val="1004"/>
-        </w:numPr>
-      </w:pPr>
-      <w:r>
-        <w:rPr>
-          <w:rStyle w:val="VerbatimChar"/>
-        </w:rPr>
-        <w:t xml:space="preserve">scripts/check_platform_gating.sh</w:t>
-      </w:r>
-      <w:r>
-        <w:t xml:space="preserve"> </w:t>
-      </w:r>
-      <w:r>
-        <w:t xml:space="preserve">introduced as a static guard; matched by</w:t>
-      </w:r>
-      <w:r>
-        <w:t xml:space="preserve"> </w:t>
-      </w:r>
-      <w:r>
-        <w:rPr>
-          <w:rStyle w:val="VerbatimChar"/>
-        </w:rPr>
-        <w:t xml:space="preserve">test/platform_gating_test.dart</w:t>
-      </w:r>
-      <w:r>
-        <w:t xml:space="preserve">.</w:t>
-      </w:r>
-    </w:p>
-    <w:p>
-      <w:pPr>
-        <w:pStyle w:val="Compact"/>
-        <w:numPr>
-          <w:ilvl w:val="0"/>
-          <w:numId w:val="1004"/>
-        </w:numPr>
-      </w:pPr>
-      <w:r>
-        <w:t xml:space="preserve">Initial CI (</w:t>
-      </w:r>
-      <w:r>
-        <w:rPr>
-          <w:rStyle w:val="VerbatimChar"/>
-        </w:rPr>
-        <w:t xml:space="preserve">.github/workflows/test.yml</w:t>
-      </w:r>
-      <w:r>
-        <w:t xml:space="preserve">) introduced: gating check + analyze + test.</w:t>
-      </w:r>
-    </w:p>
-    <w:p>
-      <w:pPr>
-        <w:pStyle w:val="Compact"/>
-        <w:numPr>
-          <w:ilvl w:val="0"/>
-          <w:numId w:val="1004"/>
-        </w:numPr>
-      </w:pPr>
-      <w:r>
-        <w:t xml:space="preserve">Working notes:</w:t>
-      </w:r>
-      <w:r>
-        <w:t xml:space="preserve"> </w:t>
-      </w:r>
-      <w:r>
-        <w:rPr>
-          <w:rStyle w:val="VerbatimChar"/>
-        </w:rPr>
-        <w:t xml:space="preserve">docs/deliverable3_progress_update.md</w:t>
-      </w:r>
-      <w:r>
-        <w:t xml:space="preserve">.</w:t>
-      </w:r>
-    </w:p>
-    <w:bookmarkEnd w:id="13"/>
-    <w:bookmarkStart w:id="14" w:name="X094d5a3b33fee70be92ecd2be3722dc9660a5a8"/>
+    <w:bookmarkStart w:id="13" w:name="X5099b3a2305450466667a210b1aa9c5468e0f75"/>
     <w:p>
       <w:pPr>
         <w:pStyle w:val="Heading3"/>
@@ -947,8 +942,8 @@
         <w:t xml:space="preserve">.</w:t>
       </w:r>
     </w:p>
-    <w:bookmarkEnd w:id="14"/>
-    <w:bookmarkStart w:id="15" w:name="X91902db2fbf9c9fc27e3d6c92d988312ffd57da"/>
+    <w:bookmarkEnd w:id="13"/>
+    <w:bookmarkStart w:id="14" w:name="X406350d3d9243d4a0939d934dcaa8cc1497ccc0"/>
     <w:p>
       <w:pPr>
         <w:pStyle w:val="Heading3"/>
@@ -1146,8 +1141,8 @@
         <w:t xml:space="preserve">.</w:t>
       </w:r>
     </w:p>
-    <w:bookmarkEnd w:id="15"/>
-    <w:bookmarkStart w:id="16" w:name="X458baabbe7502ea6b6c2d339e45ff765eb6b1f2"/>
+    <w:bookmarkEnd w:id="14"/>
+    <w:bookmarkStart w:id="15" w:name="X7e90dff7f8876770a25f10f12efc52e98ed14e1"/>
     <w:p>
       <w:pPr>
         <w:pStyle w:val="Heading3"/>
@@ -1472,8 +1467,8 @@
         <w:t xml:space="preserve">(pass with non-blocking advisories).</w:t>
       </w:r>
     </w:p>
-    <w:bookmarkEnd w:id="16"/>
-    <w:bookmarkStart w:id="18" w:name="Xdb6f61c5b4282fa72630984bbc8dd0785979a84"/>
+    <w:bookmarkEnd w:id="15"/>
+    <w:bookmarkStart w:id="16" w:name="X0c91a9a507b577d91ea51220dada2e0eada0497"/>
     <w:p>
       <w:pPr>
         <w:pStyle w:val="Heading3"/>
@@ -1742,21 +1737,7 @@
         <w:t xml:space="preserve"> </w:t>
       </w:r>
       <w:r>
-        <w:t xml:space="preserve">confirmed:</w:t>
-      </w:r>
-      <w:r>
-        <w:t xml:space="preserve"> </w:t>
-      </w:r>
-      <w:hyperlink r:id="rId17">
-        <w:r>
-          <w:rPr>
-            <w:rStyle w:val="Hyperlink"/>
-          </w:rPr>
-          <w:t xml:space="preserve">http://scheduler.omnilore.org</w:t>
-        </w:r>
-      </w:hyperlink>
-      <w:r>
-        <w:t xml:space="preserve">.</w:t>
+        <w:t xml:space="preserve">confirmed: http://scheduler.omnilore.org.</w:t>
       </w:r>
     </w:p>
     <w:p>
@@ -1897,15 +1878,15 @@
         <w:t xml:space="preserve">§P0 / §P1.</w:t>
       </w:r>
     </w:p>
-    <w:bookmarkEnd w:id="18"/>
-    <w:bookmarkEnd w:id="19"/>
-    <w:bookmarkStart w:id="20" w:name="Xf6bacbc27108d74b4162fa5291bc72fe3674a23"/>
+    <w:bookmarkEnd w:id="16"/>
+    <w:bookmarkEnd w:id="17"/>
+    <w:bookmarkStart w:id="18" w:name="Xd6d5ee835096bf86497453f58806e638473ae18"/>
     <w:p>
       <w:pPr>
         <w:pStyle w:val="Heading2"/>
       </w:pPr>
       <w:r>
-        <w:t xml:space="preserve">Behavior changes vs. the previous desktop application</w:t>
+        <w:t xml:space="preserve">Behavior changes vs. the previous desktop application</w:t>
       </w:r>
     </w:p>
     <w:p>
@@ -2059,8 +2040,8 @@
         <w:t xml:space="preserve">has nine extra columns per row to accommodate &gt;3 wanted classes.</w:t>
       </w:r>
     </w:p>
-    <w:bookmarkEnd w:id="20"/>
-    <w:bookmarkStart w:id="22" w:name="repository-revisions-of-note"/>
+    <w:bookmarkEnd w:id="18"/>
+    <w:bookmarkStart w:id="21" w:name="repository-revisions-of-note"/>
     <w:p>
       <w:pPr>
         <w:pStyle w:val="Heading2"/>
@@ -2072,7 +2053,8 @@
     <w:tbl>
       <w:tblPr>
         <w:tblStyle w:val="Table"/>
-        <w:tblW w:type="auto" w:w="0"/>
+        <w:tblW w:type="pct" w:w="5000"/>
+        <w:tblLayout w:type="fixed"/>
         <w:tblLook w:firstRow="1" w:lastRow="0" w:firstColumn="0" w:lastColumn="0" w:noHBand="0" w:noVBand="0" w:val="0020"/>
       </w:tblPr>
       <w:tblGrid>
@@ -2275,7 +2257,7 @@
         </w:tc>
       </w:tr>
     </w:tbl>
-    <w:bookmarkStart w:id="21" w:name="X392a30ef75f88203211bb874f95343225b9b828"/>
+    <w:bookmarkStart w:id="19" w:name="Xc821bbe6906b757e324f0e2451ad11504dd6992"/>
     <w:p>
       <w:pPr>
         <w:pStyle w:val="Heading3"/>
@@ -2340,7 +2322,19 @@
         <w:t xml:space="preserve"> </w:t>
       </w:r>
       <w:r>
-        <w:t xml:space="preserve">Stuck "Restoring session…" spinner; restored sessions that could not continue the workflow; empty TXT exports after restore.</w:t>
+        <w:t xml:space="preserve">Stuck</w:t>
+      </w:r>
+      <w:r>
+        <w:t xml:space="preserve"> </w:t>
+      </w:r>
+      <w:r>
+        <w:t xml:space="preserve">“Restoring session…”</w:t>
+      </w:r>
+      <w:r>
+        <w:t xml:space="preserve"> </w:t>
+      </w:r>
+      <w:r>
+        <w:t xml:space="preserve">spinner; restored sessions that could not continue the workflow; empty TXT exports after restore.</w:t>
       </w:r>
     </w:p>
     <w:p>
@@ -2536,15 +2530,26 @@
         <w:t xml:space="preserve">21 test files, 98/98 passing. Static analysis clean. Web release and Wasm builds pass.</w:t>
       </w:r>
     </w:p>
-    <w:bookmarkEnd w:id="21"/>
-    <w:bookmarkEnd w:id="22"/>
-    <w:bookmarkStart w:id="23" w:name="how-to-write-a-new-entry"/>
-    <w:p>
-      <w:pPr>
-        <w:pStyle w:val="Heading2"/>
-      </w:pPr>
-      <w:r>
-        <w:t xml:space="preserve">How to write a new entry</w:t>
+    <w:bookmarkEnd w:id="19"/>
+    <w:bookmarkStart w:id="20" w:name="X3c98ca6721772785935f136fdedfa2991c3069c"/>
+    <w:p>
+      <w:pPr>
+        <w:pStyle w:val="Heading3"/>
+      </w:pPr>
+      <w:r>
+        <w:t xml:space="preserve">Post-D7 patch — Trial-run bug fixes (2026-04-30, commit</w:t>
+      </w:r>
+      <w:r>
+        <w:t xml:space="preserve"> </w:t>
+      </w:r>
+      <w:r>
+        <w:rPr>
+          <w:rStyle w:val="VerbatimChar"/>
+        </w:rPr>
+        <w:t xml:space="preserve">70889a9</w:t>
+      </w:r>
+      <w:r>
+        <w:t xml:space="preserve">)</w:t>
       </w:r>
     </w:p>
     <w:p>
@@ -2552,16 +2557,467 @@
         <w:pStyle w:val="FirstParagraph"/>
       </w:pPr>
       <w:r>
-        <w:t xml:space="preserve">When a new feature lands post-handoff, append an entry under a new heading</w:t>
-      </w:r>
-      <w:r>
-        <w:t xml:space="preserve"> </w:t>
-      </w:r>
+        <w:t xml:space="preserve">Discovered during a full trial run with live stakeholder data (</w:t>
+      </w:r>
+      <w:r>
+        <w:rPr>
+          <w:rStyle w:val="VerbatimChar"/>
+        </w:rPr>
+        <w:t xml:space="preserve">scheduling_state_2026-04-30_1601.txt</w:t>
+      </w:r>
+      <w:r>
+        <w:t xml:space="preserve">, 152-person / 25-course term).</w:t>
+      </w:r>
+    </w:p>
+    <w:p>
+      <w:pPr>
+        <w:pStyle w:val="Compact"/>
+        <w:numPr>
+          <w:ilvl w:val="0"/>
+          <w:numId w:val="1013"/>
+        </w:numPr>
+      </w:pPr>
       <w:r>
         <w:rPr>
           <w:b/>
           <w:bCs/>
         </w:rPr>
+        <w:t xml:space="preserve">Bug 1 — Legacy autosave format caused FormatException on restore.</w:t>
+      </w:r>
+      <w:r>
+        <w:t xml:space="preserve"> </w:t>
+      </w:r>
+      <w:r>
+        <w:t xml:space="preserve">The autosave stored in browser</w:t>
+      </w:r>
+      <w:r>
+        <w:t xml:space="preserve"> </w:t>
+      </w:r>
+      <w:r>
+        <w:rPr>
+          <w:rStyle w:val="VerbatimChar"/>
+        </w:rPr>
+        <w:t xml:space="preserve">localStorage</w:t>
+      </w:r>
+      <w:r>
+        <w:t xml:space="preserve"> </w:t>
+      </w:r>
+      <w:r>
+        <w:t xml:space="preserve">by an older app version contained a</w:t>
+      </w:r>
+      <w:r>
+        <w:t xml:space="preserve"> </w:t>
+      </w:r>
+      <w:r>
+        <w:rPr>
+          <w:rStyle w:val="VerbatimChar"/>
+        </w:rPr>
+        <w:t xml:space="preserve">CourseFile:</w:t>
+      </w:r>
+      <w:r>
+        <w:t xml:space="preserve"> </w:t>
+      </w:r>
+      <w:r>
+        <w:t xml:space="preserve">section header but no</w:t>
+      </w:r>
+      <w:r>
+        <w:t xml:space="preserve"> </w:t>
+      </w:r>
+      <w:r>
+        <w:rPr>
+          <w:rStyle w:val="VerbatimChar"/>
+        </w:rPr>
+        <w:t xml:space="preserve">PeopleFile:</w:t>
+      </w:r>
+      <w:r>
+        <w:t xml:space="preserve"> </w:t>
+      </w:r>
+      <w:r>
+        <w:t xml:space="preserve">section header.</w:t>
+      </w:r>
+      <w:r>
+        <w:t xml:space="preserve"> </w:t>
+      </w:r>
+      <w:r>
+        <w:rPr>
+          <w:rStyle w:val="VerbatimChar"/>
+        </w:rPr>
+        <w:t xml:space="preserve">parseBundledStateContent</w:t>
+      </w:r>
+      <w:r>
+        <w:t xml:space="preserve"> </w:t>
+      </w:r>
+      <w:r>
+        <w:t xml:space="preserve">treated the missing</w:t>
+      </w:r>
+      <w:r>
+        <w:t xml:space="preserve"> </w:t>
+      </w:r>
+      <w:r>
+        <w:rPr>
+          <w:rStyle w:val="VerbatimChar"/>
+        </w:rPr>
+        <w:t xml:space="preserve">PeopleFile:</w:t>
+      </w:r>
+      <w:r>
+        <w:t xml:space="preserve"> </w:t>
+      </w:r>
+      <w:r>
+        <w:t xml:space="preserve">as always-fatal, throwing</w:t>
+      </w:r>
+      <w:r>
+        <w:t xml:space="preserve"> </w:t>
+      </w:r>
+      <w:r>
+        <w:rPr>
+          <w:rStyle w:val="VerbatimChar"/>
+        </w:rPr>
+        <w:t xml:space="preserve">FormatException: Saved file is missing the PeopleFile section.</w:t>
+      </w:r>
+      <w:r>
+        <w:t xml:space="preserve"> </w:t>
+      </w:r>
+      <w:r>
+        <w:t xml:space="preserve">on every open of the app. Fix: when</w:t>
+      </w:r>
+      <w:r>
+        <w:t xml:space="preserve"> </w:t>
+      </w:r>
+      <w:r>
+        <w:rPr>
+          <w:rStyle w:val="VerbatimChar"/>
+        </w:rPr>
+        <w:t xml:space="preserve">PeopleFile:</w:t>
+      </w:r>
+      <w:r>
+        <w:t xml:space="preserve"> </w:t>
+      </w:r>
+      <w:r>
+        <w:t xml:space="preserve">is absent but</w:t>
+      </w:r>
+      <w:r>
+        <w:t xml:space="preserve"> </w:t>
+      </w:r>
+      <w:r>
+        <w:rPr>
+          <w:rStyle w:val="VerbatimChar"/>
+        </w:rPr>
+        <w:t xml:space="preserve">Setting:</w:t>
+      </w:r>
+      <w:r>
+        <w:t xml:space="preserve"> </w:t>
+      </w:r>
+      <w:r>
+        <w:t xml:space="preserve">is present, recover gracefully — return the embedded course data with</w:t>
+      </w:r>
+      <w:r>
+        <w:t xml:space="preserve"> </w:t>
+      </w:r>
+      <w:r>
+        <w:rPr>
+          <w:rStyle w:val="VerbatimChar"/>
+        </w:rPr>
+        <w:t xml:space="preserve">peopleData = null</w:t>
+      </w:r>
+      <w:r>
+        <w:t xml:space="preserve"> </w:t>
+      </w:r>
+      <w:r>
+        <w:t xml:space="preserve">so</w:t>
+      </w:r>
+      <w:r>
+        <w:t xml:space="preserve"> </w:t>
+      </w:r>
+      <w:r>
+        <w:rPr>
+          <w:rStyle w:val="VerbatimChar"/>
+        </w:rPr>
+        <w:t xml:space="preserve">hasEmbeddedSourceData</w:t>
+      </w:r>
+      <w:r>
+        <w:t xml:space="preserve"> </w:t>
+      </w:r>
+      <w:r>
+        <w:t xml:space="preserve">is false and the caller falls back to autosave / in-memory people data. Only when both</w:t>
+      </w:r>
+      <w:r>
+        <w:t xml:space="preserve"> </w:t>
+      </w:r>
+      <w:r>
+        <w:rPr>
+          <w:rStyle w:val="VerbatimChar"/>
+        </w:rPr>
+        <w:t xml:space="preserve">PeopleFile:</w:t>
+      </w:r>
+      <w:r>
+        <w:t xml:space="preserve"> </w:t>
+      </w:r>
+      <w:r>
+        <w:t xml:space="preserve">and</w:t>
+      </w:r>
+      <w:r>
+        <w:t xml:space="preserve"> </w:t>
+      </w:r>
+      <w:r>
+        <w:rPr>
+          <w:rStyle w:val="VerbatimChar"/>
+        </w:rPr>
+        <w:t xml:space="preserve">Setting:</w:t>
+      </w:r>
+      <w:r>
+        <w:t xml:space="preserve"> </w:t>
+      </w:r>
+      <w:r>
+        <w:t xml:space="preserve">are absent is the error truly unrecoverable and the exception still thrown.</w:t>
+      </w:r>
+    </w:p>
+    <w:p>
+      <w:pPr>
+        <w:pStyle w:val="Compact"/>
+        <w:numPr>
+          <w:ilvl w:val="0"/>
+          <w:numId w:val="1013"/>
+        </w:numPr>
+      </w:pPr>
+      <w:r>
+        <w:rPr>
+          <w:b/>
+          <w:bCs/>
+        </w:rPr>
+        <w:t xml:space="preserve">Bug 2 —</w:t>
+      </w:r>
+      <w:r>
+        <w:rPr>
+          <w:b/>
+          <w:bCs/>
+        </w:rPr>
+        <w:t xml:space="preserve"> </w:t>
+      </w:r>
+      <w:r>
+        <w:rPr>
+          <w:rStyle w:val="VerbatimChar"/>
+          <w:b/>
+          <w:bCs/>
+        </w:rPr>
+        <w:t xml:space="preserve">_scheduled</w:t>
+      </w:r>
+      <w:r>
+        <w:rPr>
+          <w:b/>
+          <w:bCs/>
+        </w:rPr>
+        <w:t xml:space="preserve"> </w:t>
+      </w:r>
+      <w:r>
+        <w:rPr>
+          <w:b/>
+          <w:bCs/>
+        </w:rPr>
+        <w:t xml:space="preserve">set not cleared on course change blocked coordinator-stage progression.</w:t>
+      </w:r>
+      <w:r>
+        <w:t xml:space="preserve"> </w:t>
+      </w:r>
+      <w:r>
+        <w:rPr>
+          <w:rStyle w:val="VerbatimChar"/>
+        </w:rPr>
+        <w:t xml:space="preserve">ScheduleControl.compute(Change.course)</w:t>
+      </w:r>
+      <w:r>
+        <w:t xml:space="preserve"> </w:t>
+      </w:r>
+      <w:r>
+        <w:t xml:space="preserve">cleared the</w:t>
+      </w:r>
+      <w:r>
+        <w:t xml:space="preserve"> </w:t>
+      </w:r>
+      <w:r>
+        <w:rPr>
+          <w:rStyle w:val="VerbatimChar"/>
+        </w:rPr>
+        <w:t xml:space="preserve">_schedule</w:t>
+      </w:r>
+      <w:r>
+        <w:t xml:space="preserve"> </w:t>
+      </w:r>
+      <w:r>
+        <w:t xml:space="preserve">list (time-slot assignments) but not the</w:t>
+      </w:r>
+      <w:r>
+        <w:t xml:space="preserve"> </w:t>
+      </w:r>
+      <w:r>
+        <w:rPr>
+          <w:rStyle w:val="VerbatimChar"/>
+        </w:rPr>
+        <w:t xml:space="preserve">_scheduled</w:t>
+      </w:r>
+      <w:r>
+        <w:t xml:space="preserve"> </w:t>
+      </w:r>
+      <w:r>
+        <w:t xml:space="preserve">set (membership). After a course split, stale course codes remained in</w:t>
+      </w:r>
+      <w:r>
+        <w:t xml:space="preserve"> </w:t>
+      </w:r>
+      <w:r>
+        <w:rPr>
+          <w:rStyle w:val="VerbatimChar"/>
+        </w:rPr>
+        <w:t xml:space="preserve">_scheduled</w:t>
+      </w:r>
+      <w:r>
+        <w:t xml:space="preserve">, so</w:t>
+      </w:r>
+      <w:r>
+        <w:t xml:space="preserve"> </w:t>
+      </w:r>
+      <w:r>
+        <w:rPr>
+          <w:rStyle w:val="VerbatimChar"/>
+        </w:rPr>
+        <w:t xml:space="preserve">allClassScheduled()</w:t>
+      </w:r>
+      <w:r>
+        <w:t xml:space="preserve"> </w:t>
+      </w:r>
+      <w:r>
+        <w:t xml:space="preserve">returned incorrect results and the UI would not advance from the schedule stage to the coordinator stage. Fix: added</w:t>
+      </w:r>
+      <w:r>
+        <w:t xml:space="preserve"> </w:t>
+      </w:r>
+      <w:r>
+        <w:rPr>
+          <w:rStyle w:val="VerbatimChar"/>
+        </w:rPr>
+        <w:t xml:space="preserve">_scheduled.clear()</w:t>
+      </w:r>
+      <w:r>
+        <w:t xml:space="preserve"> </w:t>
+      </w:r>
+      <w:r>
+        <w:t xml:space="preserve">alongside the existing</w:t>
+      </w:r>
+      <w:r>
+        <w:t xml:space="preserve"> </w:t>
+      </w:r>
+      <w:r>
+        <w:rPr>
+          <w:rStyle w:val="VerbatimChar"/>
+        </w:rPr>
+        <w:t xml:space="preserve">_schedule[i].clear()</w:t>
+      </w:r>
+      <w:r>
+        <w:t xml:space="preserve"> </w:t>
+      </w:r>
+      <w:r>
+        <w:t xml:space="preserve">loop.</w:t>
+      </w:r>
+    </w:p>
+    <w:p>
+      <w:pPr>
+        <w:pStyle w:val="Compact"/>
+        <w:numPr>
+          <w:ilvl w:val="0"/>
+          <w:numId w:val="1013"/>
+        </w:numPr>
+      </w:pPr>
+      <w:r>
+        <w:rPr>
+          <w:b/>
+          <w:bCs/>
+        </w:rPr>
+        <w:t xml:space="preserve">Test additions (1 new test):</w:t>
+      </w:r>
+      <w:r>
+        <w:t xml:space="preserve"> </w:t>
+      </w:r>
+      <w:r>
+        <w:rPr>
+          <w:rStyle w:val="VerbatimChar"/>
+        </w:rPr>
+        <w:t xml:space="preserve">bundled_state_test.dart</w:t>
+      </w:r>
+      <w:r>
+        <w:t xml:space="preserve"> </w:t>
+      </w:r>
+      <w:r>
+        <w:t xml:space="preserve">—</w:t>
+      </w:r>
+      <w:r>
+        <w:t xml:space="preserve"> </w:t>
+      </w:r>
+      <w:r>
+        <w:t xml:space="preserve">“recovers from legacy saves that have CourseFile but no PeopleFile section”</w:t>
+      </w:r>
+      <w:r>
+        <w:t xml:space="preserve">; the existing</w:t>
+      </w:r>
+      <w:r>
+        <w:t xml:space="preserve"> </w:t>
+      </w:r>
+      <w:r>
+        <w:t xml:space="preserve">“throws FormatException when PeopleFile section is missing”</w:t>
+      </w:r>
+      <w:r>
+        <w:t xml:space="preserve"> </w:t>
+      </w:r>
+      <w:r>
+        <w:t xml:space="preserve">test was renamed and updated to cover the only-CourseFile-no-Setting unrecoverable case.</w:t>
+      </w:r>
+    </w:p>
+    <w:p>
+      <w:pPr>
+        <w:pStyle w:val="Compact"/>
+        <w:numPr>
+          <w:ilvl w:val="0"/>
+          <w:numId w:val="1013"/>
+        </w:numPr>
+      </w:pPr>
+      <w:r>
+        <w:rPr>
+          <w:b/>
+          <w:bCs/>
+        </w:rPr>
+        <w:t xml:space="preserve">Suite after fix:</w:t>
+      </w:r>
+      <w:r>
+        <w:t xml:space="preserve"> </w:t>
+      </w:r>
+      <w:r>
+        <w:t xml:space="preserve">21 test files, 99/99 passing.</w:t>
+      </w:r>
+    </w:p>
+    <w:bookmarkEnd w:id="20"/>
+    <w:bookmarkEnd w:id="21"/>
+    <w:bookmarkStart w:id="22" w:name="how-to-write-a-new-entry"/>
+    <w:p>
+      <w:pPr>
+        <w:pStyle w:val="Heading2"/>
+      </w:pPr>
+      <w:r>
+        <w:t xml:space="preserve">How to write a new entry</w:t>
+      </w:r>
+    </w:p>
+    <w:p>
+      <w:pPr>
+        <w:pStyle w:val="FirstParagraph"/>
+      </w:pPr>
+      <w:r>
+        <w:t xml:space="preserve">When a new feature lands post-handoff, append an entry under a new heading</w:t>
+      </w:r>
+      <w:r>
+        <w:t xml:space="preserve"> </w:t>
+      </w:r>
+      <w:r>
+        <w:rPr>
+          <w:b/>
+          <w:bCs/>
+        </w:rPr>
         <w:t xml:space="preserve">dated and one-line-summarized</w:t>
       </w:r>
       <w:r>
@@ -2583,8 +3039,8 @@
         <w:t xml:space="preserve">for end-user-visible behavior changes; keep this file for project-level milestones.</w:t>
       </w:r>
     </w:p>
+    <w:bookmarkEnd w:id="22"/>
     <w:bookmarkEnd w:id="23"/>
-    <w:bookmarkEnd w:id="24"/>
     <w:sectPr>
       <w:footnotePr>
         <w:numRestart w:val="eachSect"/>
@@ -2947,6 +3403,9 @@
     <w:abstractNumId w:val="991"/>
   </w:num>
   <w:num w:numId="1012">
+    <w:abstractNumId w:val="991"/>
+  </w:num>
+  <w:num w:numId="1013">
     <w:abstractNumId w:val="991"/>
   </w:num>
 </w:numbering>
